--- a/docs/Bayangan_Background_Production_List.docx
+++ b/docs/Bayangan_Background_Production_List.docx
@@ -4,106 +4,47 @@
   <w:body>
     <w:p>
       <w:pPr>
-        <w:jc w:val="center"/>
+        <w:pStyle w:val="Title"/>
+        <w:jc w:val="left"/>
       </w:pPr>
       <w:r>
         <w:rPr>
-          <w:rFonts w:ascii="Aptos Display" w:hAnsi="Aptos Display"/>
           <w:b/>
-          <w:color w:val="24150D"/>
-          <w:sz w:val="48"/>
         </w:rPr>
         <w:t>Bayangan yang Tertinggal</w:t>
       </w:r>
     </w:p>
     <w:p>
       <w:pPr>
-        <w:jc w:val="center"/>
+        <w:pStyle w:val="Subtitle"/>
       </w:pPr>
       <w:r>
         <w:rPr>
-          <w:rFonts w:ascii="Aptos Display" w:hAnsi="Aptos Display"/>
-          <w:color w:val="6E1F16"/>
-          <w:sz w:val="32"/>
+          <w:b/>
         </w:rPr>
-        <w:t>Background Production List</w:t>
+        <w:t>Current Background and Interactive Visual Production List</w:t>
       </w:r>
     </w:p>
     <w:p>
       <w:pPr>
-        <w:jc w:val="center"/>
-      </w:pPr>
-      <w:r>
-        <w:rPr>
-          <w:i/>
-          <w:color w:val="5A4A3D"/>
-          <w:sz w:val="21"/>
-        </w:rPr>
-        <w:t>Compiled from MY_THOUGHTS.md and the current 15-minute adventure route.</w:t>
-      </w:r>
-    </w:p>
-    <w:tbl>
-      <w:tblPr>
-        <w:tblW w:type="auto" w:w="0"/>
-        <w:jc w:val="center"/>
-        <w:tblLook w:firstColumn="1" w:firstRow="1" w:lastColumn="0" w:lastRow="0" w:noHBand="0" w:noVBand="1" w:val="04A0"/>
-      </w:tblPr>
-      <w:tblGrid>
-        <w:gridCol w:w="10282"/>
-      </w:tblGrid>
-      <w:tr>
-        <w:tc>
-          <w:tcPr>
-            <w:tcW w:type="dxa" w:w="10282"/>
-            <w:shd w:fill="F3E4C8"/>
-            <w:tcMar>
-              <w:top w:w="140" w:type="dxa"/>
-              <w:start w:w="180" w:type="dxa"/>
-              <w:bottom w:w="140" w:type="dxa"/>
-              <w:end w:w="180" w:type="dxa"/>
-            </w:tcMar>
-          </w:tcPr>
-          <w:p>
-            <w:pPr>
-              <w:spacing w:after="0" w:line="259" w:lineRule="auto"/>
-            </w:pPr>
-            <w:r/>
-            <w:r>
-              <w:rPr>
-                <w:rFonts w:ascii="Aptos" w:hAnsi="Aptos"/>
-                <w:b w:val="0"/>
-                <w:color w:val="21150E"/>
-                <w:sz w:val="21"/>
-              </w:rPr>
-              <w:t>Production target: 11 core background entries including the main menu and chapter card screen, plus 4 ending background variants. Missing final art can temporarily use placeholders, but each background should preserve the horror-adventure readability of the scene.</w:t>
-            </w:r>
-          </w:p>
-        </w:tc>
-      </w:tr>
-    </w:tbl>
-    <w:p>
-      <w:pPr>
-        <w:spacing w:before="360"/>
+        <w:spacing w:after="80"/>
       </w:pPr>
       <w:r>
         <w:rPr>
           <w:b/>
-          <w:color w:val="24150D"/>
         </w:rPr>
-        <w:t>Reference direction</w:t>
+        <w:t xml:space="preserve">Scope: </w:t>
+      </w:r>
+      <w:r>
+        <w:t>Active adventure route after the Ch3 flashlight search and Ch2/Ch4/Ch5 rhythm stillness mechanics. Older unused route art is excluded.</w:t>
       </w:r>
     </w:p>
     <w:p>
       <w:pPr>
-        <w:spacing w:line="276" w:lineRule="auto"/>
+        <w:spacing w:after="120"/>
       </w:pPr>
       <w:r>
-        <w:t>The art direction should emphasize unease, grief, buried truth, kain kafan, wet soil, dim light, village trees, and grave textures. The horror should come from understanding the situation, not only monster attacks.</w:t>
-      </w:r>
-    </w:p>
-    <w:p>
-      <w:r>
-        <w:br w:type="page"/>
+        <w:t>Production target: 11 core backgrounds, 5 interactive visual/UI assets, and 4 ending variants. Placeholder solids are acceptable during implementation, but final art must support readable dialogue, cursor-based flashlight search, and rhythm pressure screens.</w:t>
       </w:r>
     </w:p>
     <w:p>
@@ -111,53 +52,42 @@
         <w:pStyle w:val="Heading1"/>
       </w:pPr>
       <w:r>
-        <w:rPr>
-          <w:color w:val="24150D"/>
-        </w:rPr>
         <w:t>Core Backgrounds</w:t>
+      </w:r>
+    </w:p>
+    <w:p>
+      <w:pPr>
+        <w:spacing w:after="120"/>
+      </w:pPr>
+      <w:r>
+        <w:t>These are the active background IDs or required scene compositions used by the current route.</w:t>
       </w:r>
     </w:p>
     <w:tbl>
       <w:tblPr>
+        <w:tblStyle w:val="TableGrid"/>
         <w:tblW w:type="auto" w:w="0"/>
         <w:jc w:val="center"/>
         <w:tblLayout w:type="fixed"/>
         <w:tblLook w:firstColumn="1" w:firstRow="1" w:lastColumn="0" w:lastRow="0" w:noHBand="0" w:noVBand="1" w:val="04A0"/>
       </w:tblPr>
       <w:tblGrid>
-        <w:gridCol w:w="3427"/>
-        <w:gridCol w:w="3427"/>
-        <w:gridCol w:w="3427"/>
+        <w:gridCol w:w="4800"/>
+        <w:gridCol w:w="4800"/>
+        <w:gridCol w:w="4800"/>
       </w:tblGrid>
       <w:tr>
         <w:tc>
           <w:tcPr>
-            <w:tcW w:type="dxa" w:w="2100"/>
+            <w:tcW w:type="dxa" w:w="2448"/>
             <w:vAlign w:val="center"/>
-            <w:tcMar>
-              <w:top w:w="90" w:type="dxa"/>
-              <w:start w:w="110" w:type="dxa"/>
-              <w:bottom w:w="90" w:type="dxa"/>
-              <w:end w:w="110" w:type="dxa"/>
-            </w:tcMar>
-            <w:shd w:fill="24150D"/>
           </w:tcPr>
           <w:p>
-            <w:pPr>
-              <w:spacing w:after="0" w:line="259" w:lineRule="auto"/>
-            </w:pPr>
             <w:r>
               <w:rPr>
+                <w:rFonts w:ascii="Arial" w:hAnsi="Arial"/>
                 <w:b/>
-                <w:color w:val="F7E9D3"/>
-              </w:rPr>
-            </w:r>
-            <w:r>
-              <w:rPr>
-                <w:rFonts w:ascii="Aptos" w:hAnsi="Aptos"/>
-                <w:b/>
-                <w:color w:val="F7E9D3"/>
-                <w:sz w:val="19"/>
+                <w:sz w:val="17"/>
               </w:rPr>
               <w:t>Asset ID</w:t>
             </w:r>
@@ -165,32 +95,15 @@
         </w:tc>
         <w:tc>
           <w:tcPr>
-            <w:tcW w:type="dxa" w:w="2550"/>
+            <w:tcW w:type="dxa" w:w="2880"/>
             <w:vAlign w:val="center"/>
-            <w:tcMar>
-              <w:top w:w="90" w:type="dxa"/>
-              <w:start w:w="110" w:type="dxa"/>
-              <w:bottom w:w="90" w:type="dxa"/>
-              <w:end w:w="110" w:type="dxa"/>
-            </w:tcMar>
-            <w:shd w:fill="24150D"/>
           </w:tcPr>
           <w:p>
-            <w:pPr>
-              <w:spacing w:after="0" w:line="259" w:lineRule="auto"/>
-            </w:pPr>
             <w:r>
               <w:rPr>
+                <w:rFonts w:ascii="Arial" w:hAnsi="Arial"/>
                 <w:b/>
-                <w:color w:val="F7E9D3"/>
-              </w:rPr>
-            </w:r>
-            <w:r>
-              <w:rPr>
-                <w:rFonts w:ascii="Aptos" w:hAnsi="Aptos"/>
-                <w:b/>
-                <w:color w:val="F7E9D3"/>
-                <w:sz w:val="19"/>
+                <w:sz w:val="17"/>
               </w:rPr>
               <w:t>Scene / Use</w:t>
             </w:r>
@@ -198,32 +111,15 @@
         </w:tc>
         <w:tc>
           <w:tcPr>
-            <w:tcW w:type="dxa" w:w="6000"/>
+            <w:tcW w:type="dxa" w:w="8784"/>
             <w:vAlign w:val="center"/>
-            <w:tcMar>
-              <w:top w:w="90" w:type="dxa"/>
-              <w:start w:w="110" w:type="dxa"/>
-              <w:bottom w:w="90" w:type="dxa"/>
-              <w:end w:w="110" w:type="dxa"/>
-            </w:tcMar>
-            <w:shd w:fill="24150D"/>
           </w:tcPr>
           <w:p>
-            <w:pPr>
-              <w:spacing w:after="0" w:line="259" w:lineRule="auto"/>
-            </w:pPr>
             <w:r>
               <w:rPr>
+                <w:rFonts w:ascii="Arial" w:hAnsi="Arial"/>
                 <w:b/>
-                <w:color w:val="F7E9D3"/>
-              </w:rPr>
-            </w:r>
-            <w:r>
-              <w:rPr>
-                <w:rFonts w:ascii="Aptos" w:hAnsi="Aptos"/>
-                <w:b/>
-                <w:color w:val="F7E9D3"/>
-                <w:sz w:val="19"/>
+                <w:sz w:val="17"/>
               </w:rPr>
               <w:t>Required Details</w:t>
             </w:r>
@@ -233,27 +129,17 @@
       <w:tr>
         <w:tc>
           <w:tcPr>
-            <w:tcW w:type="dxa" w:w="2100"/>
+            <w:tcW w:type="dxa" w:w="2448"/>
             <w:vAlign w:val="center"/>
-            <w:tcMar>
-              <w:top w:w="90" w:type="dxa"/>
-              <w:start w:w="110" w:type="dxa"/>
-              <w:bottom w:w="90" w:type="dxa"/>
-              <w:end w:w="110" w:type="dxa"/>
-            </w:tcMar>
-            <w:shd w:fill="FBF7EF"/>
           </w:tcPr>
           <w:p>
             <w:pPr>
-              <w:spacing w:after="0" w:line="259" w:lineRule="auto"/>
+              <w:spacing w:after="0"/>
             </w:pPr>
-            <w:r/>
             <w:r>
               <w:rPr>
-                <w:rFonts w:ascii="Aptos" w:hAnsi="Aptos"/>
-                <w:b/>
-                <w:color w:val="6E1F16"/>
-                <w:sz w:val="17"/>
+                <w:rFonts w:ascii="Arial" w:hAnsi="Arial"/>
+                <w:sz w:val="16"/>
               </w:rPr>
               <w:t>gui/main_menu.png</w:t>
             </w:r>
@@ -261,27 +147,17 @@
         </w:tc>
         <w:tc>
           <w:tcPr>
-            <w:tcW w:type="dxa" w:w="2550"/>
+            <w:tcW w:type="dxa" w:w="2880"/>
             <w:vAlign w:val="center"/>
-            <w:tcMar>
-              <w:top w:w="90" w:type="dxa"/>
-              <w:start w:w="110" w:type="dxa"/>
-              <w:bottom w:w="90" w:type="dxa"/>
-              <w:end w:w="110" w:type="dxa"/>
-            </w:tcMar>
-            <w:shd w:fill="FBF7EF"/>
           </w:tcPr>
           <w:p>
             <w:pPr>
-              <w:spacing w:after="0" w:line="259" w:lineRule="auto"/>
+              <w:spacing w:after="0"/>
             </w:pPr>
-            <w:r/>
             <w:r>
               <w:rPr>
-                <w:rFonts w:ascii="Aptos" w:hAnsi="Aptos"/>
-                <w:b/>
-                <w:color w:val="24150D"/>
-                <w:sz w:val="18"/>
+                <w:rFonts w:ascii="Arial" w:hAnsi="Arial"/>
+                <w:sz w:val="16"/>
               </w:rPr>
               <w:t>Main menu: liang lahad</w:t>
             </w:r>
@@ -289,29 +165,19 @@
         </w:tc>
         <w:tc>
           <w:tcPr>
-            <w:tcW w:type="dxa" w:w="6000"/>
+            <w:tcW w:type="dxa" w:w="8784"/>
             <w:vAlign w:val="center"/>
-            <w:tcMar>
-              <w:top w:w="90" w:type="dxa"/>
-              <w:start w:w="110" w:type="dxa"/>
-              <w:bottom w:w="90" w:type="dxa"/>
-              <w:end w:w="110" w:type="dxa"/>
-            </w:tcMar>
-            <w:shd w:fill="FBF7EF"/>
           </w:tcPr>
           <w:p>
             <w:pPr>
-              <w:spacing w:after="0" w:line="259" w:lineRule="auto"/>
+              <w:spacing w:after="0"/>
             </w:pPr>
-            <w:r/>
             <w:r>
               <w:rPr>
-                <w:rFonts w:ascii="Aptos" w:hAnsi="Aptos"/>
-                <w:b w:val="0"/>
-                <w:color w:val="2A211A"/>
-                <w:sz w:val="17"/>
+                <w:rFonts w:ascii="Arial" w:hAnsi="Arial"/>
+                <w:sz w:val="16"/>
               </w:rPr>
-              <w:t>Freshly dug grave. Camera peeks slightly into the liang lahad. A partly visible white kain kafan hints at the pocong without full reveal. Flickering light should shine on the grave, making the story feel like it is already waiting inside before the player starts.</w:t>
+              <w:t>Fresh grave opening, wet soil, partly visible kain kafan, flickering light. Must signal the pocong without full reveal.</w:t>
             </w:r>
           </w:p>
         </w:tc>
@@ -319,27 +185,17 @@
       <w:tr>
         <w:tc>
           <w:tcPr>
-            <w:tcW w:type="dxa" w:w="2100"/>
+            <w:tcW w:type="dxa" w:w="2448"/>
             <w:vAlign w:val="center"/>
-            <w:tcMar>
-              <w:top w:w="90" w:type="dxa"/>
-              <w:start w:w="110" w:type="dxa"/>
-              <w:bottom w:w="90" w:type="dxa"/>
-              <w:end w:w="110" w:type="dxa"/>
-            </w:tcMar>
-            <w:shd w:fill="F4EBDD"/>
           </w:tcPr>
           <w:p>
             <w:pPr>
-              <w:spacing w:after="0" w:line="259" w:lineRule="auto"/>
+              <w:spacing w:after="0"/>
             </w:pPr>
-            <w:r/>
             <w:r>
               <w:rPr>
-                <w:rFonts w:ascii="Aptos" w:hAnsi="Aptos"/>
-                <w:b/>
-                <w:color w:val="6E1F16"/>
-                <w:sz w:val="17"/>
+                <w:rFonts w:ascii="Arial" w:hAnsi="Arial"/>
+                <w:sz w:val="16"/>
               </w:rPr>
               <w:t>bg_adv_chapter_card</w:t>
             </w:r>
@@ -347,27 +203,17 @@
         </w:tc>
         <w:tc>
           <w:tcPr>
-            <w:tcW w:type="dxa" w:w="2550"/>
+            <w:tcW w:type="dxa" w:w="2880"/>
             <w:vAlign w:val="center"/>
-            <w:tcMar>
-              <w:top w:w="90" w:type="dxa"/>
-              <w:start w:w="110" w:type="dxa"/>
-              <w:bottom w:w="90" w:type="dxa"/>
-              <w:end w:w="110" w:type="dxa"/>
-            </w:tcMar>
-            <w:shd w:fill="F4EBDD"/>
           </w:tcPr>
           <w:p>
             <w:pPr>
-              <w:spacing w:after="0" w:line="259" w:lineRule="auto"/>
+              <w:spacing w:after="0"/>
             </w:pPr>
-            <w:r/>
             <w:r>
               <w:rPr>
-                <w:rFonts w:ascii="Aptos" w:hAnsi="Aptos"/>
-                <w:b/>
-                <w:color w:val="24150D"/>
-                <w:sz w:val="18"/>
+                <w:rFonts w:ascii="Arial" w:hAnsi="Arial"/>
+                <w:sz w:val="16"/>
               </w:rPr>
               <w:t>Chapter loading/card screen</w:t>
             </w:r>
@@ -375,29 +221,19 @@
         </w:tc>
         <w:tc>
           <w:tcPr>
-            <w:tcW w:type="dxa" w:w="6000"/>
+            <w:tcW w:type="dxa" w:w="8784"/>
             <w:vAlign w:val="center"/>
-            <w:tcMar>
-              <w:top w:w="90" w:type="dxa"/>
-              <w:start w:w="110" w:type="dxa"/>
-              <w:bottom w:w="90" w:type="dxa"/>
-              <w:end w:w="110" w:type="dxa"/>
-            </w:tcMar>
-            <w:shd w:fill="F4EBDD"/>
           </w:tcPr>
           <w:p>
             <w:pPr>
-              <w:spacing w:after="0" w:line="259" w:lineRule="auto"/>
+              <w:spacing w:after="0"/>
             </w:pPr>
-            <w:r/>
             <w:r>
               <w:rPr>
-                <w:rFonts w:ascii="Aptos" w:hAnsi="Aptos"/>
-                <w:b w:val="0"/>
-                <w:color w:val="2A211A"/>
-                <w:sz w:val="17"/>
+                <w:rFonts w:ascii="Arial" w:hAnsi="Arial"/>
+                <w:sz w:val="16"/>
               </w:rPr>
-              <w:t>Static dark background for chapter title, place, time, and involved characters. Use blurred grave soil, kain kafan texture, or black-brown cemetery material. Must stay readable behind text.</w:t>
+              <w:t>Dark, readable title-card plate using grave soil, kafan texture, or cemetery material behind chapter metadata.</w:t>
             </w:r>
           </w:p>
         </w:tc>
@@ -405,27 +241,17 @@
       <w:tr>
         <w:tc>
           <w:tcPr>
-            <w:tcW w:type="dxa" w:w="2100"/>
+            <w:tcW w:type="dxa" w:w="2448"/>
             <w:vAlign w:val="center"/>
-            <w:tcMar>
-              <w:top w:w="90" w:type="dxa"/>
-              <w:start w:w="110" w:type="dxa"/>
-              <w:bottom w:w="90" w:type="dxa"/>
-              <w:end w:w="110" w:type="dxa"/>
-            </w:tcMar>
-            <w:shd w:fill="FBF7EF"/>
           </w:tcPr>
           <w:p>
             <w:pPr>
-              <w:spacing w:after="0" w:line="259" w:lineRule="auto"/>
+              <w:spacing w:after="0"/>
             </w:pPr>
-            <w:r/>
             <w:r>
               <w:rPr>
-                <w:rFonts w:ascii="Aptos" w:hAnsi="Aptos"/>
-                <w:b/>
-                <w:color w:val="6E1F16"/>
-                <w:sz w:val="17"/>
+                <w:rFonts w:ascii="Arial" w:hAnsi="Arial"/>
+                <w:sz w:val="16"/>
               </w:rPr>
               <w:t>bg_village_path_night</w:t>
             </w:r>
@@ -433,27 +259,17 @@
         </w:tc>
         <w:tc>
           <w:tcPr>
-            <w:tcW w:type="dxa" w:w="2550"/>
+            <w:tcW w:type="dxa" w:w="2880"/>
             <w:vAlign w:val="center"/>
-            <w:tcMar>
-              <w:top w:w="90" w:type="dxa"/>
-              <w:start w:w="110" w:type="dxa"/>
-              <w:bottom w:w="90" w:type="dxa"/>
-              <w:end w:w="110" w:type="dxa"/>
-            </w:tcMar>
-            <w:shd w:fill="FBF7EF"/>
           </w:tcPr>
           <w:p>
             <w:pPr>
-              <w:spacing w:after="0" w:line="259" w:lineRule="auto"/>
+              <w:spacing w:after="0"/>
             </w:pPr>
-            <w:r/>
             <w:r>
               <w:rPr>
-                <w:rFonts w:ascii="Aptos" w:hAnsi="Aptos"/>
-                <w:b/>
-                <w:color w:val="24150D"/>
-                <w:sz w:val="18"/>
+                <w:rFonts w:ascii="Arial" w:hAnsi="Arial"/>
+                <w:sz w:val="16"/>
               </w:rPr>
               <w:t>Prologue: Nayan walking home</w:t>
             </w:r>
@@ -461,29 +277,19 @@
         </w:tc>
         <w:tc>
           <w:tcPr>
-            <w:tcW w:type="dxa" w:w="6000"/>
+            <w:tcW w:type="dxa" w:w="8784"/>
             <w:vAlign w:val="center"/>
-            <w:tcMar>
-              <w:top w:w="90" w:type="dxa"/>
-              <w:start w:w="110" w:type="dxa"/>
-              <w:bottom w:w="90" w:type="dxa"/>
-              <w:end w:w="110" w:type="dxa"/>
-            </w:tcMar>
-            <w:shd w:fill="FBF7EF"/>
           </w:tcPr>
           <w:p>
             <w:pPr>
-              <w:spacing w:after="0" w:line="259" w:lineRule="auto"/>
+              <w:spacing w:after="0"/>
             </w:pPr>
-            <w:r/>
             <w:r>
               <w:rPr>
-                <w:rFonts w:ascii="Aptos" w:hAnsi="Aptos"/>
-                <w:b w:val="0"/>
-                <w:color w:val="2A211A"/>
-                <w:sz w:val="17"/>
+                <w:rFonts w:ascii="Arial" w:hAnsi="Arial"/>
+                <w:sz w:val="16"/>
               </w:rPr>
-              <w:t>Narrow kampung path at night. Trees or semak on both sides, very quiet. Leave dark space at the far road for a faint white figure.</w:t>
+              <w:t>Narrow kampung path at night with dark negative space for a faint white figure and the first distant duk rhythm.</w:t>
             </w:r>
           </w:p>
         </w:tc>
@@ -491,27 +297,17 @@
       <w:tr>
         <w:tc>
           <w:tcPr>
-            <w:tcW w:type="dxa" w:w="2100"/>
+            <w:tcW w:type="dxa" w:w="2448"/>
             <w:vAlign w:val="center"/>
-            <w:tcMar>
-              <w:top w:w="90" w:type="dxa"/>
-              <w:start w:w="110" w:type="dxa"/>
-              <w:bottom w:w="90" w:type="dxa"/>
-              <w:end w:w="110" w:type="dxa"/>
-            </w:tcMar>
-            <w:shd w:fill="F4EBDD"/>
           </w:tcPr>
           <w:p>
             <w:pPr>
-              <w:spacing w:after="0" w:line="259" w:lineRule="auto"/>
+              <w:spacing w:after="0"/>
             </w:pPr>
-            <w:r/>
             <w:r>
               <w:rPr>
-                <w:rFonts w:ascii="Aptos" w:hAnsi="Aptos"/>
-                <w:b/>
-                <w:color w:val="6E1F16"/>
-                <w:sz w:val="17"/>
+                <w:rFonts w:ascii="Arial" w:hAnsi="Arial"/>
+                <w:sz w:val="16"/>
               </w:rPr>
               <w:t>bg_adv_restaurant</w:t>
             </w:r>
@@ -519,27 +315,17 @@
         </w:tc>
         <w:tc>
           <w:tcPr>
-            <w:tcW w:type="dxa" w:w="2550"/>
+            <w:tcW w:type="dxa" w:w="2880"/>
             <w:vAlign w:val="center"/>
-            <w:tcMar>
-              <w:top w:w="90" w:type="dxa"/>
-              <w:start w:w="110" w:type="dxa"/>
-              <w:bottom w:w="90" w:type="dxa"/>
-              <w:end w:w="110" w:type="dxa"/>
-            </w:tcMar>
-            <w:shd w:fill="F4EBDD"/>
           </w:tcPr>
           <w:p>
             <w:pPr>
-              <w:spacing w:after="0" w:line="259" w:lineRule="auto"/>
+              <w:spacing w:after="0"/>
             </w:pPr>
-            <w:r/>
             <w:r>
               <w:rPr>
-                <w:rFonts w:ascii="Aptos" w:hAnsi="Aptos"/>
-                <w:b/>
-                <w:color w:val="24150D"/>
-                <w:sz w:val="18"/>
+                <w:rFonts w:ascii="Arial" w:hAnsi="Arial"/>
+                <w:sz w:val="16"/>
               </w:rPr>
               <w:t>Chapter 1: Restoran Zulkifli</w:t>
             </w:r>
@@ -547,29 +333,19 @@
         </w:tc>
         <w:tc>
           <w:tcPr>
-            <w:tcW w:type="dxa" w:w="6000"/>
+            <w:tcW w:type="dxa" w:w="8784"/>
             <w:vAlign w:val="center"/>
-            <w:tcMar>
-              <w:top w:w="90" w:type="dxa"/>
-              <w:start w:w="110" w:type="dxa"/>
-              <w:bottom w:w="90" w:type="dxa"/>
-              <w:end w:w="110" w:type="dxa"/>
-            </w:tcMar>
-            <w:shd w:fill="F4EBDD"/>
           </w:tcPr>
           <w:p>
             <w:pPr>
-              <w:spacing w:after="0" w:line="259" w:lineRule="auto"/>
+              <w:spacing w:after="0"/>
             </w:pPr>
-            <w:r/>
             <w:r>
               <w:rPr>
-                <w:rFonts w:ascii="Aptos" w:hAnsi="Aptos"/>
-                <w:b w:val="0"/>
-                <w:color w:val="2A211A"/>
-                <w:sz w:val="17"/>
+                <w:rFonts w:ascii="Arial" w:hAnsi="Arial"/>
+                <w:sz w:val="16"/>
               </w:rPr>
-              <w:t>Old local restaurant or warung in evening light. Warm but tired mood, old fan, tables, counter, dim outside. Must hold MC, Hafiz, and Abang Zul together without feeling cramped.</w:t>
+              <w:t>Old warung in evening light. Warm but tired. Must hold MC, Hafiz, Melur phone overlay, and Abang Zul cleanly.</w:t>
             </w:r>
           </w:p>
         </w:tc>
@@ -577,27 +353,17 @@
       <w:tr>
         <w:tc>
           <w:tcPr>
-            <w:tcW w:type="dxa" w:w="2100"/>
+            <w:tcW w:type="dxa" w:w="2448"/>
             <w:vAlign w:val="center"/>
-            <w:tcMar>
-              <w:top w:w="90" w:type="dxa"/>
-              <w:start w:w="110" w:type="dxa"/>
-              <w:bottom w:w="90" w:type="dxa"/>
-              <w:end w:w="110" w:type="dxa"/>
-            </w:tcMar>
-            <w:shd w:fill="FBF7EF"/>
           </w:tcPr>
           <w:p>
             <w:pPr>
-              <w:spacing w:after="0" w:line="259" w:lineRule="auto"/>
+              <w:spacing w:after="0"/>
             </w:pPr>
-            <w:r/>
             <w:r>
               <w:rPr>
-                <w:rFonts w:ascii="Aptos" w:hAnsi="Aptos"/>
-                <w:b/>
-                <w:color w:val="6E1F16"/>
-                <w:sz w:val="17"/>
+                <w:rFonts w:ascii="Arial" w:hAnsi="Arial"/>
+                <w:sz w:val="16"/>
               </w:rPr>
               <w:t>bg_adv_village_gate</w:t>
             </w:r>
@@ -605,27 +371,17 @@
         </w:tc>
         <w:tc>
           <w:tcPr>
-            <w:tcW w:type="dxa" w:w="2550"/>
+            <w:tcW w:type="dxa" w:w="2880"/>
             <w:vAlign w:val="center"/>
-            <w:tcMar>
-              <w:top w:w="90" w:type="dxa"/>
-              <w:start w:w="110" w:type="dxa"/>
-              <w:bottom w:w="90" w:type="dxa"/>
-              <w:end w:w="110" w:type="dxa"/>
-            </w:tcMar>
-            <w:shd w:fill="FBF7EF"/>
           </w:tcPr>
           <w:p>
             <w:pPr>
-              <w:spacing w:after="0" w:line="259" w:lineRule="auto"/>
+              <w:spacing w:after="0"/>
             </w:pPr>
-            <w:r/>
             <w:r>
               <w:rPr>
-                <w:rFonts w:ascii="Aptos" w:hAnsi="Aptos"/>
-                <w:b/>
-                <w:color w:val="24150D"/>
-                <w:sz w:val="18"/>
+                <w:rFonts w:ascii="Arial" w:hAnsi="Arial"/>
+                <w:sz w:val="16"/>
               </w:rPr>
               <w:t>Chapter 2: Batu Layar entrance</w:t>
             </w:r>
@@ -633,29 +389,19 @@
         </w:tc>
         <w:tc>
           <w:tcPr>
-            <w:tcW w:type="dxa" w:w="6000"/>
+            <w:tcW w:type="dxa" w:w="8784"/>
             <w:vAlign w:val="center"/>
-            <w:tcMar>
-              <w:top w:w="90" w:type="dxa"/>
-              <w:start w:w="110" w:type="dxa"/>
-              <w:bottom w:w="90" w:type="dxa"/>
-              <w:end w:w="110" w:type="dxa"/>
-            </w:tcMar>
-            <w:shd w:fill="FBF7EF"/>
           </w:tcPr>
           <w:p>
             <w:pPr>
-              <w:spacing w:after="0" w:line="259" w:lineRule="auto"/>
+              <w:spacing w:after="0"/>
             </w:pPr>
-            <w:r/>
             <w:r>
               <w:rPr>
-                <w:rFonts w:ascii="Aptos" w:hAnsi="Aptos"/>
-                <w:b w:val="0"/>
-                <w:color w:val="2A211A"/>
-                <w:sz w:val="17"/>
+                <w:rFonts w:ascii="Arial" w:hAnsi="Arial"/>
+                <w:sz w:val="16"/>
               </w:rPr>
-              <w:t>Kampung entrance at night. Empty road, signboard, dark trees, weak streetlight. Needs open space for the first pocong encounter and timed action choice.</w:t>
+              <w:t>Night kampung entrance, weak streetlight, open encounter lane, space for pocong and rhythm mini-game overlay.</w:t>
             </w:r>
           </w:p>
         </w:tc>
@@ -663,27 +409,17 @@
       <w:tr>
         <w:tc>
           <w:tcPr>
-            <w:tcW w:type="dxa" w:w="2100"/>
+            <w:tcW w:type="dxa" w:w="2448"/>
             <w:vAlign w:val="center"/>
-            <w:tcMar>
-              <w:top w:w="90" w:type="dxa"/>
-              <w:start w:w="110" w:type="dxa"/>
-              <w:bottom w:w="90" w:type="dxa"/>
-              <w:end w:w="110" w:type="dxa"/>
-            </w:tcMar>
-            <w:shd w:fill="F4EBDD"/>
           </w:tcPr>
           <w:p>
             <w:pPr>
-              <w:spacing w:after="0" w:line="259" w:lineRule="auto"/>
+              <w:spacing w:after="0"/>
             </w:pPr>
-            <w:r/>
             <w:r>
               <w:rPr>
-                <w:rFonts w:ascii="Aptos" w:hAnsi="Aptos"/>
-                <w:b/>
-                <w:color w:val="6E1F16"/>
-                <w:sz w:val="17"/>
+                <w:rFonts w:ascii="Arial" w:hAnsi="Arial"/>
+                <w:sz w:val="16"/>
               </w:rPr>
               <w:t>bg_village_path_day</w:t>
             </w:r>
@@ -691,27 +427,17 @@
         </w:tc>
         <w:tc>
           <w:tcPr>
-            <w:tcW w:type="dxa" w:w="2550"/>
+            <w:tcW w:type="dxa" w:w="2880"/>
             <w:vAlign w:val="center"/>
-            <w:tcMar>
-              <w:top w:w="90" w:type="dxa"/>
-              <w:start w:w="110" w:type="dxa"/>
-              <w:bottom w:w="90" w:type="dxa"/>
-              <w:end w:w="110" w:type="dxa"/>
-            </w:tcMar>
-            <w:shd w:fill="F4EBDD"/>
           </w:tcPr>
           <w:p>
             <w:pPr>
-              <w:spacing w:after="0" w:line="259" w:lineRule="auto"/>
+              <w:spacing w:after="0"/>
             </w:pPr>
-            <w:r/>
             <w:r>
               <w:rPr>
-                <w:rFonts w:ascii="Aptos" w:hAnsi="Aptos"/>
-                <w:b/>
-                <w:color w:val="24150D"/>
-                <w:sz w:val="18"/>
+                <w:rFonts w:ascii="Arial" w:hAnsi="Arial"/>
+                <w:sz w:val="16"/>
               </w:rPr>
               <w:t>Chapter 3 hub: Batu Layar daytime</w:t>
             </w:r>
@@ -719,29 +445,19 @@
         </w:tc>
         <w:tc>
           <w:tcPr>
-            <w:tcW w:type="dxa" w:w="6000"/>
+            <w:tcW w:type="dxa" w:w="8784"/>
             <w:vAlign w:val="center"/>
-            <w:tcMar>
-              <w:top w:w="90" w:type="dxa"/>
-              <w:start w:w="110" w:type="dxa"/>
-              <w:bottom w:w="90" w:type="dxa"/>
-              <w:end w:w="110" w:type="dxa"/>
-            </w:tcMar>
-            <w:shd w:fill="F4EBDD"/>
           </w:tcPr>
           <w:p>
             <w:pPr>
-              <w:spacing w:after="0" w:line="259" w:lineRule="auto"/>
+              <w:spacing w:after="0"/>
             </w:pPr>
-            <w:r/>
             <w:r>
               <w:rPr>
-                <w:rFonts w:ascii="Aptos" w:hAnsi="Aptos"/>
-                <w:b w:val="0"/>
-                <w:color w:val="2A211A"/>
-                <w:sz w:val="17"/>
+                <w:rFonts w:ascii="Arial" w:hAnsi="Arial"/>
+                <w:sz w:val="16"/>
               </w:rPr>
-              <w:t>Daytime kampung path for investigation navigation. Uneasy but not fully horror. Should connect naturally to Mak Ros house, burial ground, and old family house.</w:t>
+              <w:t>Uneasy daytime kampung navigation hub connecting Mak Ros house, burial ground, and old family house.</w:t>
             </w:r>
           </w:p>
         </w:tc>
@@ -749,27 +465,17 @@
       <w:tr>
         <w:tc>
           <w:tcPr>
-            <w:tcW w:type="dxa" w:w="2100"/>
+            <w:tcW w:type="dxa" w:w="2448"/>
             <w:vAlign w:val="center"/>
-            <w:tcMar>
-              <w:top w:w="90" w:type="dxa"/>
-              <w:start w:w="110" w:type="dxa"/>
-              <w:bottom w:w="90" w:type="dxa"/>
-              <w:end w:w="110" w:type="dxa"/>
-            </w:tcMar>
-            <w:shd w:fill="FBF7EF"/>
           </w:tcPr>
           <w:p>
             <w:pPr>
-              <w:spacing w:after="0" w:line="259" w:lineRule="auto"/>
+              <w:spacing w:after="0"/>
             </w:pPr>
-            <w:r/>
             <w:r>
               <w:rPr>
-                <w:rFonts w:ascii="Aptos" w:hAnsi="Aptos"/>
-                <w:b/>
-                <w:color w:val="6E1F16"/>
-                <w:sz w:val="17"/>
+                <w:rFonts w:ascii="Arial" w:hAnsi="Arial"/>
+                <w:sz w:val="16"/>
               </w:rPr>
               <w:t>bg_adv_mak_ros_house</w:t>
             </w:r>
@@ -777,27 +483,17 @@
         </w:tc>
         <w:tc>
           <w:tcPr>
-            <w:tcW w:type="dxa" w:w="2550"/>
+            <w:tcW w:type="dxa" w:w="2880"/>
             <w:vAlign w:val="center"/>
-            <w:tcMar>
-              <w:top w:w="90" w:type="dxa"/>
-              <w:start w:w="110" w:type="dxa"/>
-              <w:bottom w:w="90" w:type="dxa"/>
-              <w:end w:w="110" w:type="dxa"/>
-            </w:tcMar>
-            <w:shd w:fill="FBF7EF"/>
           </w:tcPr>
           <w:p>
             <w:pPr>
-              <w:spacing w:after="0" w:line="259" w:lineRule="auto"/>
+              <w:spacing w:after="0"/>
             </w:pPr>
-            <w:r/>
             <w:r>
               <w:rPr>
-                <w:rFonts w:ascii="Aptos" w:hAnsi="Aptos"/>
-                <w:b/>
-                <w:color w:val="24150D"/>
-                <w:sz w:val="18"/>
+                <w:rFonts w:ascii="Arial" w:hAnsi="Arial"/>
+                <w:sz w:val="16"/>
               </w:rPr>
               <w:t>Mak Ros house</w:t>
             </w:r>
@@ -805,29 +501,19 @@
         </w:tc>
         <w:tc>
           <w:tcPr>
-            <w:tcW w:type="dxa" w:w="6000"/>
+            <w:tcW w:type="dxa" w:w="8784"/>
             <w:vAlign w:val="center"/>
-            <w:tcMar>
-              <w:top w:w="90" w:type="dxa"/>
-              <w:start w:w="110" w:type="dxa"/>
-              <w:bottom w:w="90" w:type="dxa"/>
-              <w:end w:w="110" w:type="dxa"/>
-            </w:tcMar>
-            <w:shd w:fill="FBF7EF"/>
           </w:tcPr>
           <w:p>
             <w:pPr>
-              <w:spacing w:after="0" w:line="259" w:lineRule="auto"/>
+              <w:spacing w:after="0"/>
             </w:pPr>
-            <w:r/>
             <w:r>
               <w:rPr>
-                <w:rFonts w:ascii="Aptos" w:hAnsi="Aptos"/>
-                <w:b w:val="0"/>
-                <w:color w:val="2A211A"/>
-                <w:sz w:val="17"/>
+                <w:rFonts w:ascii="Arial" w:hAnsi="Arial"/>
+                <w:sz w:val="16"/>
               </w:rPr>
-              <w:t>Old kampung house exterior or front interior edge. Lived-in, grieving, slightly tense. Should support emotional conversation with Mak Ros.</w:t>
+              <w:t>Old kampung house exterior or front interior edge. Grief, witness tension, visible window/door detail for inspection.</w:t>
             </w:r>
           </w:p>
         </w:tc>
@@ -835,27 +521,17 @@
       <w:tr>
         <w:tc>
           <w:tcPr>
-            <w:tcW w:type="dxa" w:w="2100"/>
+            <w:tcW w:type="dxa" w:w="2448"/>
             <w:vAlign w:val="center"/>
-            <w:tcMar>
-              <w:top w:w="90" w:type="dxa"/>
-              <w:start w:w="110" w:type="dxa"/>
-              <w:bottom w:w="90" w:type="dxa"/>
-              <w:end w:w="110" w:type="dxa"/>
-            </w:tcMar>
-            <w:shd w:fill="F4EBDD"/>
           </w:tcPr>
           <w:p>
             <w:pPr>
-              <w:spacing w:after="0" w:line="259" w:lineRule="auto"/>
+              <w:spacing w:after="0"/>
             </w:pPr>
-            <w:r/>
             <w:r>
               <w:rPr>
-                <w:rFonts w:ascii="Aptos" w:hAnsi="Aptos"/>
-                <w:b/>
-                <w:color w:val="6E1F16"/>
-                <w:sz w:val="17"/>
+                <w:rFonts w:ascii="Arial" w:hAnsi="Arial"/>
+                <w:sz w:val="16"/>
               </w:rPr>
               <w:t>bg_adv_grave_inspect</w:t>
             </w:r>
@@ -863,57 +539,37 @@
         </w:tc>
         <w:tc>
           <w:tcPr>
-            <w:tcW w:type="dxa" w:w="2550"/>
+            <w:tcW w:type="dxa" w:w="2880"/>
             <w:vAlign w:val="center"/>
-            <w:tcMar>
-              <w:top w:w="90" w:type="dxa"/>
-              <w:start w:w="110" w:type="dxa"/>
-              <w:bottom w:w="90" w:type="dxa"/>
-              <w:end w:w="110" w:type="dxa"/>
-            </w:tcMar>
-            <w:shd w:fill="F4EBDD"/>
           </w:tcPr>
           <w:p>
             <w:pPr>
-              <w:spacing w:after="0" w:line="259" w:lineRule="auto"/>
+              <w:spacing w:after="0"/>
             </w:pPr>
-            <w:r/>
             <w:r>
               <w:rPr>
-                <w:rFonts w:ascii="Aptos" w:hAnsi="Aptos"/>
-                <w:b/>
-                <w:color w:val="24150D"/>
-                <w:sz w:val="18"/>
+                <w:rFonts w:ascii="Arial" w:hAnsi="Arial"/>
+                <w:sz w:val="16"/>
               </w:rPr>
-              <w:t>Burial ground investigation</w:t>
+              <w:t>Ch3 flashlight grave search</w:t>
             </w:r>
           </w:p>
         </w:tc>
         <w:tc>
           <w:tcPr>
-            <w:tcW w:type="dxa" w:w="6000"/>
+            <w:tcW w:type="dxa" w:w="8784"/>
             <w:vAlign w:val="center"/>
-            <w:tcMar>
-              <w:top w:w="90" w:type="dxa"/>
-              <w:start w:w="110" w:type="dxa"/>
-              <w:bottom w:w="90" w:type="dxa"/>
-              <w:end w:w="110" w:type="dxa"/>
-            </w:tcMar>
-            <w:shd w:fill="F4EBDD"/>
           </w:tcPr>
           <w:p>
             <w:pPr>
-              <w:spacing w:after="0" w:line="259" w:lineRule="auto"/>
+              <w:spacing w:after="0"/>
             </w:pPr>
-            <w:r/>
             <w:r>
               <w:rPr>
-                <w:rFonts w:ascii="Aptos" w:hAnsi="Aptos"/>
-                <w:b w:val="0"/>
-                <w:color w:val="2A211A"/>
-                <w:sz w:val="17"/>
+                <w:rFonts w:ascii="Arial" w:hAnsi="Arial"/>
+                <w:sz w:val="16"/>
               </w:rPr>
-              <w:t>Daytime or late-afternoon cemetery. One suspicious grave area, soil, batu nisan, and space for kafan/thread clue inspection.</w:t>
+              <w:t>Interactive cemetery search view. Needs wide composition with clues scattered far apart: soil lower-left, thread lower-middle/right, marker far-right/top.</w:t>
             </w:r>
           </w:p>
         </w:tc>
@@ -921,27 +577,17 @@
       <w:tr>
         <w:tc>
           <w:tcPr>
-            <w:tcW w:type="dxa" w:w="2100"/>
+            <w:tcW w:type="dxa" w:w="2448"/>
             <w:vAlign w:val="center"/>
-            <w:tcMar>
-              <w:top w:w="90" w:type="dxa"/>
-              <w:start w:w="110" w:type="dxa"/>
-              <w:bottom w:w="90" w:type="dxa"/>
-              <w:end w:w="110" w:type="dxa"/>
-            </w:tcMar>
-            <w:shd w:fill="FBF7EF"/>
           </w:tcPr>
           <w:p>
             <w:pPr>
-              <w:spacing w:after="0" w:line="259" w:lineRule="auto"/>
+              <w:spacing w:after="0"/>
             </w:pPr>
-            <w:r/>
             <w:r>
               <w:rPr>
-                <w:rFonts w:ascii="Aptos" w:hAnsi="Aptos"/>
-                <w:b/>
-                <w:color w:val="6E1F16"/>
-                <w:sz w:val="17"/>
+                <w:rFonts w:ascii="Arial" w:hAnsi="Arial"/>
+                <w:sz w:val="16"/>
               </w:rPr>
               <w:t>bg_adv_old_house</w:t>
             </w:r>
@@ -949,27 +595,17 @@
         </w:tc>
         <w:tc>
           <w:tcPr>
-            <w:tcW w:type="dxa" w:w="2550"/>
+            <w:tcW w:type="dxa" w:w="2880"/>
             <w:vAlign w:val="center"/>
-            <w:tcMar>
-              <w:top w:w="90" w:type="dxa"/>
-              <w:start w:w="110" w:type="dxa"/>
-              <w:bottom w:w="90" w:type="dxa"/>
-              <w:end w:w="110" w:type="dxa"/>
-            </w:tcMar>
-            <w:shd w:fill="FBF7EF"/>
           </w:tcPr>
           <w:p>
             <w:pPr>
-              <w:spacing w:after="0" w:line="259" w:lineRule="auto"/>
+              <w:spacing w:after="0"/>
             </w:pPr>
-            <w:r/>
             <w:r>
               <w:rPr>
-                <w:rFonts w:ascii="Aptos" w:hAnsi="Aptos"/>
-                <w:b/>
-                <w:color w:val="24150D"/>
-                <w:sz w:val="18"/>
+                <w:rFonts w:ascii="Arial" w:hAnsi="Arial"/>
+                <w:sz w:val="16"/>
               </w:rPr>
               <w:t>Old family house</w:t>
             </w:r>
@@ -977,29 +613,19 @@
         </w:tc>
         <w:tc>
           <w:tcPr>
-            <w:tcW w:type="dxa" w:w="6000"/>
+            <w:tcW w:type="dxa" w:w="8784"/>
             <w:vAlign w:val="center"/>
-            <w:tcMar>
-              <w:top w:w="90" w:type="dxa"/>
-              <w:start w:w="110" w:type="dxa"/>
-              <w:bottom w:w="90" w:type="dxa"/>
-              <w:end w:w="110" w:type="dxa"/>
-            </w:tcMar>
-            <w:shd w:fill="FBF7EF"/>
           </w:tcPr>
           <w:p>
             <w:pPr>
-              <w:spacing w:after="0" w:line="259" w:lineRule="auto"/>
+              <w:spacing w:after="0"/>
             </w:pPr>
-            <w:r/>
             <w:r>
               <w:rPr>
-                <w:rFonts w:ascii="Aptos" w:hAnsi="Aptos"/>
-                <w:b w:val="0"/>
-                <w:color w:val="2A211A"/>
-                <w:sz w:val="17"/>
+                <w:rFonts w:ascii="Arial" w:hAnsi="Arial"/>
+                <w:sz w:val="16"/>
               </w:rPr>
-              <w:t>Abandoned or half-kept family house. Dusty, sad, old letters, tasbih, and kitchen cabinet clue possibilities. Tragic mood first, horror second.</w:t>
+              <w:t>Abandoned or half-kept family house. Dust, old letter, tasbih, cabinet/salt clue space. Tragic mood first, horror second.</w:t>
             </w:r>
           </w:p>
         </w:tc>
@@ -1007,27 +633,17 @@
       <w:tr>
         <w:tc>
           <w:tcPr>
-            <w:tcW w:type="dxa" w:w="2100"/>
+            <w:tcW w:type="dxa" w:w="2448"/>
             <w:vAlign w:val="center"/>
-            <w:tcMar>
-              <w:top w:w="90" w:type="dxa"/>
-              <w:start w:w="110" w:type="dxa"/>
-              <w:bottom w:w="90" w:type="dxa"/>
-              <w:end w:w="110" w:type="dxa"/>
-            </w:tcMar>
-            <w:shd w:fill="F4EBDD"/>
           </w:tcPr>
           <w:p>
             <w:pPr>
-              <w:spacing w:after="0" w:line="259" w:lineRule="auto"/>
+              <w:spacing w:after="0"/>
             </w:pPr>
-            <w:r/>
             <w:r>
               <w:rPr>
-                <w:rFonts w:ascii="Aptos" w:hAnsi="Aptos"/>
-                <w:b/>
-                <w:color w:val="6E1F16"/>
-                <w:sz w:val="17"/>
+                <w:rFonts w:ascii="Arial" w:hAnsi="Arial"/>
+                <w:sz w:val="16"/>
               </w:rPr>
               <w:t>bg_adv_preparation</w:t>
             </w:r>
@@ -1035,57 +651,37 @@
         </w:tc>
         <w:tc>
           <w:tcPr>
-            <w:tcW w:type="dxa" w:w="2550"/>
+            <w:tcW w:type="dxa" w:w="2880"/>
             <w:vAlign w:val="center"/>
-            <w:tcMar>
-              <w:top w:w="90" w:type="dxa"/>
-              <w:start w:w="110" w:type="dxa"/>
-              <w:bottom w:w="90" w:type="dxa"/>
-              <w:end w:w="110" w:type="dxa"/>
-            </w:tcMar>
-            <w:shd w:fill="F4EBDD"/>
           </w:tcPr>
           <w:p>
             <w:pPr>
-              <w:spacing w:after="0" w:line="259" w:lineRule="auto"/>
+              <w:spacing w:after="0"/>
             </w:pPr>
-            <w:r/>
             <w:r>
               <w:rPr>
-                <w:rFonts w:ascii="Aptos" w:hAnsi="Aptos"/>
-                <w:b/>
-                <w:color w:val="24150D"/>
-                <w:sz w:val="18"/>
+                <w:rFonts w:ascii="Arial" w:hAnsi="Arial"/>
+                <w:sz w:val="16"/>
               </w:rPr>
-              <w:t>Chapter 4: preparation before night</w:t>
+              <w:t>Chapter 4: senja preparation</w:t>
             </w:r>
           </w:p>
         </w:tc>
         <w:tc>
           <w:tcPr>
-            <w:tcW w:type="dxa" w:w="6000"/>
+            <w:tcW w:type="dxa" w:w="8784"/>
             <w:vAlign w:val="center"/>
-            <w:tcMar>
-              <w:top w:w="90" w:type="dxa"/>
-              <w:start w:w="110" w:type="dxa"/>
-              <w:bottom w:w="90" w:type="dxa"/>
-              <w:end w:w="110" w:type="dxa"/>
-            </w:tcMar>
-            <w:shd w:fill="F4EBDD"/>
           </w:tcPr>
           <w:p>
             <w:pPr>
-              <w:spacing w:after="0" w:line="259" w:lineRule="auto"/>
+              <w:spacing w:after="0"/>
             </w:pPr>
-            <w:r/>
             <w:r>
               <w:rPr>
-                <w:rFonts w:ascii="Aptos" w:hAnsi="Aptos"/>
-                <w:b w:val="0"/>
-                <w:color w:val="2A211A"/>
-                <w:sz w:val="17"/>
+                <w:rFonts w:ascii="Arial" w:hAnsi="Arial"/>
+                <w:sz w:val="16"/>
               </w:rPr>
-              <w:t>Dusk/senja kampung roadside or small rest spot. MC mentally prepares and lays out tools. Mood should feel like the last quiet breath before confrontation.</w:t>
+              <w:t>Dusk roadside/rest spot for tool review and case summary. Quiet last-breath mood before night attack.</w:t>
             </w:r>
           </w:p>
         </w:tc>
@@ -1093,27 +689,17 @@
       <w:tr>
         <w:tc>
           <w:tcPr>
-            <w:tcW w:type="dxa" w:w="2100"/>
+            <w:tcW w:type="dxa" w:w="2448"/>
             <w:vAlign w:val="center"/>
-            <w:tcMar>
-              <w:top w:w="90" w:type="dxa"/>
-              <w:start w:w="110" w:type="dxa"/>
-              <w:bottom w:w="90" w:type="dxa"/>
-              <w:end w:w="110" w:type="dxa"/>
-            </w:tcMar>
-            <w:shd w:fill="FBF7EF"/>
           </w:tcPr>
           <w:p>
             <w:pPr>
-              <w:spacing w:after="0" w:line="259" w:lineRule="auto"/>
+              <w:spacing w:after="0"/>
             </w:pPr>
-            <w:r/>
             <w:r>
               <w:rPr>
-                <w:rFonts w:ascii="Aptos" w:hAnsi="Aptos"/>
-                <w:b/>
-                <w:color w:val="6E1F16"/>
-                <w:sz w:val="17"/>
+                <w:rFonts w:ascii="Arial" w:hAnsi="Arial"/>
+                <w:sz w:val="16"/>
               </w:rPr>
               <w:t>bg_adv_final_grave</w:t>
             </w:r>
@@ -1121,27 +707,17 @@
         </w:tc>
         <w:tc>
           <w:tcPr>
-            <w:tcW w:type="dxa" w:w="2550"/>
+            <w:tcW w:type="dxa" w:w="2880"/>
             <w:vAlign w:val="center"/>
-            <w:tcMar>
-              <w:top w:w="90" w:type="dxa"/>
-              <w:start w:w="110" w:type="dxa"/>
-              <w:bottom w:w="90" w:type="dxa"/>
-              <w:end w:w="110" w:type="dxa"/>
-            </w:tcMar>
-            <w:shd w:fill="FBF7EF"/>
           </w:tcPr>
           <w:p>
             <w:pPr>
-              <w:spacing w:after="0" w:line="259" w:lineRule="auto"/>
+              <w:spacing w:after="0"/>
             </w:pPr>
-            <w:r/>
             <w:r>
               <w:rPr>
-                <w:rFonts w:ascii="Aptos" w:hAnsi="Aptos"/>
-                <w:b/>
-                <w:color w:val="24150D"/>
-                <w:sz w:val="18"/>
+                <w:rFonts w:ascii="Arial" w:hAnsi="Arial"/>
+                <w:sz w:val="16"/>
               </w:rPr>
               <w:t>Chapter 5: final grave</w:t>
             </w:r>
@@ -1149,511 +725,19 @@
         </w:tc>
         <w:tc>
           <w:tcPr>
-            <w:tcW w:type="dxa" w:w="6000"/>
+            <w:tcW w:type="dxa" w:w="8784"/>
             <w:vAlign w:val="center"/>
-            <w:tcMar>
-              <w:top w:w="90" w:type="dxa"/>
-              <w:start w:w="110" w:type="dxa"/>
-              <w:bottom w:w="90" w:type="dxa"/>
-              <w:end w:w="110" w:type="dxa"/>
-            </w:tcMar>
-            <w:shd w:fill="FBF7EF"/>
           </w:tcPr>
           <w:p>
             <w:pPr>
-              <w:spacing w:after="0" w:line="259" w:lineRule="auto"/>
-            </w:pPr>
-            <w:r/>
-            <w:r>
-              <w:rPr>
-                <w:rFonts w:ascii="Aptos" w:hAnsi="Aptos"/>
-                <w:b w:val="0"/>
-                <w:color w:val="2A211A"/>
-                <w:sz w:val="17"/>
-              </w:rPr>
-              <w:t>Cemetery at 2:47 AM. One grave in foreground, tight kain kafan knot visual, damp soil, trees behind. This is the main confrontation background.</w:t>
-            </w:r>
-          </w:p>
-        </w:tc>
-      </w:tr>
-    </w:tbl>
-    <w:p>
-      <w:r>
-        <w:br w:type="page"/>
-      </w:r>
-    </w:p>
-    <w:p>
-      <w:pPr>
-        <w:pStyle w:val="Heading1"/>
-      </w:pPr>
-      <w:r>
-        <w:rPr>
-          <w:color w:val="24150D"/>
-        </w:rPr>
-        <w:t>Ending Background Variants</w:t>
-      </w:r>
-    </w:p>
-    <w:p>
-      <w:pPr>
-        <w:spacing w:after="160"/>
-      </w:pPr>
-      <w:r>
-        <w:t>Use one strong final grave composition as the base where possible, then produce variations with lighting, props, tint, and framing.</w:t>
-      </w:r>
-    </w:p>
-    <w:tbl>
-      <w:tblPr>
-        <w:tblW w:type="auto" w:w="0"/>
-        <w:jc w:val="center"/>
-        <w:tblLayout w:type="fixed"/>
-        <w:tblLook w:firstColumn="1" w:firstRow="1" w:lastColumn="0" w:lastRow="0" w:noHBand="0" w:noVBand="1" w:val="04A0"/>
-      </w:tblPr>
-      <w:tblGrid>
-        <w:gridCol w:w="3427"/>
-        <w:gridCol w:w="3427"/>
-        <w:gridCol w:w="3427"/>
-      </w:tblGrid>
-      <w:tr>
-        <w:tc>
-          <w:tcPr>
-            <w:tcW w:type="dxa" w:w="2100"/>
-            <w:vAlign w:val="center"/>
-            <w:tcMar>
-              <w:top w:w="90" w:type="dxa"/>
-              <w:start w:w="110" w:type="dxa"/>
-              <w:bottom w:w="90" w:type="dxa"/>
-              <w:end w:w="110" w:type="dxa"/>
-            </w:tcMar>
-            <w:shd w:fill="24150D"/>
-          </w:tcPr>
-          <w:p>
-            <w:pPr>
-              <w:spacing w:after="0" w:line="259" w:lineRule="auto"/>
+              <w:spacing w:after="0"/>
             </w:pPr>
             <w:r>
               <w:rPr>
-                <w:b/>
-                <w:color w:val="F7E9D3"/>
+                <w:rFonts w:ascii="Arial" w:hAnsi="Arial"/>
+                <w:sz w:val="16"/>
               </w:rPr>
-            </w:r>
-            <w:r>
-              <w:rPr>
-                <w:rFonts w:ascii="Aptos" w:hAnsi="Aptos"/>
-                <w:b/>
-                <w:color w:val="F7E9D3"/>
-                <w:sz w:val="19"/>
-              </w:rPr>
-              <w:t>Ending</w:t>
-            </w:r>
-          </w:p>
-        </w:tc>
-        <w:tc>
-          <w:tcPr>
-            <w:tcW w:type="dxa" w:w="2700"/>
-            <w:vAlign w:val="center"/>
-            <w:tcMar>
-              <w:top w:w="90" w:type="dxa"/>
-              <w:start w:w="110" w:type="dxa"/>
-              <w:bottom w:w="90" w:type="dxa"/>
-              <w:end w:w="110" w:type="dxa"/>
-            </w:tcMar>
-            <w:shd w:fill="24150D"/>
-          </w:tcPr>
-          <w:p>
-            <w:pPr>
-              <w:spacing w:after="0" w:line="259" w:lineRule="auto"/>
-            </w:pPr>
-            <w:r>
-              <w:rPr>
-                <w:b/>
-                <w:color w:val="F7E9D3"/>
-              </w:rPr>
-            </w:r>
-            <w:r>
-              <w:rPr>
-                <w:rFonts w:ascii="Aptos" w:hAnsi="Aptos"/>
-                <w:b/>
-                <w:color w:val="F7E9D3"/>
-                <w:sz w:val="19"/>
-              </w:rPr>
-              <w:t>Background Version</w:t>
-            </w:r>
-          </w:p>
-        </w:tc>
-        <w:tc>
-          <w:tcPr>
-            <w:tcW w:type="dxa" w:w="5850"/>
-            <w:vAlign w:val="center"/>
-            <w:tcMar>
-              <w:top w:w="90" w:type="dxa"/>
-              <w:start w:w="110" w:type="dxa"/>
-              <w:bottom w:w="90" w:type="dxa"/>
-              <w:end w:w="110" w:type="dxa"/>
-            </w:tcMar>
-            <w:shd w:fill="24150D"/>
-          </w:tcPr>
-          <w:p>
-            <w:pPr>
-              <w:spacing w:after="0" w:line="259" w:lineRule="auto"/>
-            </w:pPr>
-            <w:r>
-              <w:rPr>
-                <w:b/>
-                <w:color w:val="F7E9D3"/>
-              </w:rPr>
-            </w:r>
-            <w:r>
-              <w:rPr>
-                <w:rFonts w:ascii="Aptos" w:hAnsi="Aptos"/>
-                <w:b/>
-                <w:color w:val="F7E9D3"/>
-                <w:sz w:val="19"/>
-              </w:rPr>
-              <w:t>Required Details</w:t>
-            </w:r>
-          </w:p>
-        </w:tc>
-      </w:tr>
-      <w:tr>
-        <w:tc>
-          <w:tcPr>
-            <w:tcW w:type="dxa" w:w="2100"/>
-            <w:vAlign w:val="center"/>
-            <w:tcMar>
-              <w:top w:w="90" w:type="dxa"/>
-              <w:start w:w="110" w:type="dxa"/>
-              <w:bottom w:w="90" w:type="dxa"/>
-              <w:end w:w="110" w:type="dxa"/>
-            </w:tcMar>
-            <w:shd w:fill="FBF7EF"/>
-          </w:tcPr>
-          <w:p>
-            <w:pPr>
-              <w:spacing w:after="0" w:line="259" w:lineRule="auto"/>
-            </w:pPr>
-            <w:r/>
-            <w:r>
-              <w:rPr>
-                <w:rFonts w:ascii="Aptos" w:hAnsi="Aptos"/>
-                <w:b/>
-                <w:color w:val="6E1F16"/>
-                <w:sz w:val="17"/>
-              </w:rPr>
-              <w:t>DILEPASKAN</w:t>
-            </w:r>
-          </w:p>
-        </w:tc>
-        <w:tc>
-          <w:tcPr>
-            <w:tcW w:type="dxa" w:w="2700"/>
-            <w:vAlign w:val="center"/>
-            <w:tcMar>
-              <w:top w:w="90" w:type="dxa"/>
-              <w:start w:w="110" w:type="dxa"/>
-              <w:bottom w:w="90" w:type="dxa"/>
-              <w:end w:w="110" w:type="dxa"/>
-            </w:tcMar>
-            <w:shd w:fill="FBF7EF"/>
-          </w:tcPr>
-          <w:p>
-            <w:pPr>
-              <w:spacing w:after="0" w:line="259" w:lineRule="auto"/>
-            </w:pPr>
-            <w:r/>
-            <w:r>
-              <w:rPr>
-                <w:rFonts w:ascii="Aptos" w:hAnsi="Aptos"/>
-                <w:b/>
-                <w:color w:val="24150D"/>
-                <w:sz w:val="18"/>
-              </w:rPr>
-              <w:t>Grave at dawn, peaceful</w:t>
-            </w:r>
-          </w:p>
-        </w:tc>
-        <w:tc>
-          <w:tcPr>
-            <w:tcW w:type="dxa" w:w="5850"/>
-            <w:vAlign w:val="center"/>
-            <w:tcMar>
-              <w:top w:w="90" w:type="dxa"/>
-              <w:start w:w="110" w:type="dxa"/>
-              <w:bottom w:w="90" w:type="dxa"/>
-              <w:end w:w="110" w:type="dxa"/>
-            </w:tcMar>
-            <w:shd w:fill="FBF7EF"/>
-          </w:tcPr>
-          <w:p>
-            <w:pPr>
-              <w:spacing w:after="0" w:line="259" w:lineRule="auto"/>
-            </w:pPr>
-            <w:r/>
-            <w:r>
-              <w:rPr>
-                <w:rFonts w:ascii="Aptos" w:hAnsi="Aptos"/>
-                <w:b w:val="0"/>
-                <w:color w:val="2A211A"/>
-                <w:sz w:val="17"/>
-              </w:rPr>
-              <w:t>Loose kain kafan knot, tasbih near the grave, soft blue dawn light, no monster silhouette. Sad but calm. Supports reflective words about release not being the same as forgetting.</w:t>
-            </w:r>
-          </w:p>
-        </w:tc>
-      </w:tr>
-      <w:tr>
-        <w:tc>
-          <w:tcPr>
-            <w:tcW w:type="dxa" w:w="2100"/>
-            <w:vAlign w:val="center"/>
-            <w:tcMar>
-              <w:top w:w="90" w:type="dxa"/>
-              <w:start w:w="110" w:type="dxa"/>
-              <w:bottom w:w="90" w:type="dxa"/>
-              <w:end w:w="110" w:type="dxa"/>
-            </w:tcMar>
-            <w:shd w:fill="F4EBDD"/>
-          </w:tcPr>
-          <w:p>
-            <w:pPr>
-              <w:spacing w:after="0" w:line="259" w:lineRule="auto"/>
-            </w:pPr>
-            <w:r/>
-            <w:r>
-              <w:rPr>
-                <w:rFonts w:ascii="Aptos" w:hAnsi="Aptos"/>
-                <w:b/>
-                <w:color w:val="6E1F16"/>
-                <w:sz w:val="17"/>
-              </w:rPr>
-              <w:t>TIDAK FAHAM</w:t>
-            </w:r>
-          </w:p>
-        </w:tc>
-        <w:tc>
-          <w:tcPr>
-            <w:tcW w:type="dxa" w:w="2700"/>
-            <w:vAlign w:val="center"/>
-            <w:tcMar>
-              <w:top w:w="90" w:type="dxa"/>
-              <w:start w:w="110" w:type="dxa"/>
-              <w:bottom w:w="90" w:type="dxa"/>
-              <w:end w:w="110" w:type="dxa"/>
-            </w:tcMar>
-            <w:shd w:fill="F4EBDD"/>
-          </w:tcPr>
-          <w:p>
-            <w:pPr>
-              <w:spacing w:after="0" w:line="259" w:lineRule="auto"/>
-            </w:pPr>
-            <w:r/>
-            <w:r>
-              <w:rPr>
-                <w:rFonts w:ascii="Aptos" w:hAnsi="Aptos"/>
-                <w:b/>
-                <w:color w:val="24150D"/>
-                <w:sz w:val="18"/>
-              </w:rPr>
-              <w:t>Grave, harsh and unresolved</w:t>
-            </w:r>
-          </w:p>
-        </w:tc>
-        <w:tc>
-          <w:tcPr>
-            <w:tcW w:type="dxa" w:w="5850"/>
-            <w:vAlign w:val="center"/>
-            <w:tcMar>
-              <w:top w:w="90" w:type="dxa"/>
-              <w:start w:w="110" w:type="dxa"/>
-              <w:bottom w:w="90" w:type="dxa"/>
-              <w:end w:w="110" w:type="dxa"/>
-            </w:tcMar>
-            <w:shd w:fill="F4EBDD"/>
-          </w:tcPr>
-          <w:p>
-            <w:pPr>
-              <w:spacing w:after="0" w:line="259" w:lineRule="auto"/>
-            </w:pPr>
-            <w:r/>
-            <w:r>
-              <w:rPr>
-                <w:rFonts w:ascii="Aptos" w:hAnsi="Aptos"/>
-                <w:b w:val="0"/>
-                <w:color w:val="2A211A"/>
-                <w:sz w:val="17"/>
-              </w:rPr>
-              <w:t>Dark red-brown tint, disturbed soil, keris mark, kain still tangled. Silence should feel wrong, not peaceful. Supports the theme that fear without understanding buries truth.</w:t>
-            </w:r>
-          </w:p>
-        </w:tc>
-      </w:tr>
-      <w:tr>
-        <w:tc>
-          <w:tcPr>
-            <w:tcW w:type="dxa" w:w="2100"/>
-            <w:vAlign w:val="center"/>
-            <w:tcMar>
-              <w:top w:w="90" w:type="dxa"/>
-              <w:start w:w="110" w:type="dxa"/>
-              <w:bottom w:w="90" w:type="dxa"/>
-              <w:end w:w="110" w:type="dxa"/>
-            </w:tcMar>
-            <w:shd w:fill="FBF7EF"/>
-          </w:tcPr>
-          <w:p>
-            <w:pPr>
-              <w:spacing w:after="0" w:line="259" w:lineRule="auto"/>
-            </w:pPr>
-            <w:r/>
-            <w:r>
-              <w:rPr>
-                <w:rFonts w:ascii="Aptos" w:hAnsi="Aptos"/>
-                <w:b/>
-                <w:color w:val="6E1F16"/>
-                <w:sz w:val="17"/>
-              </w:rPr>
-              <w:t>DITINGGALKAN</w:t>
-            </w:r>
-          </w:p>
-        </w:tc>
-        <w:tc>
-          <w:tcPr>
-            <w:tcW w:type="dxa" w:w="2700"/>
-            <w:vAlign w:val="center"/>
-            <w:tcMar>
-              <w:top w:w="90" w:type="dxa"/>
-              <w:start w:w="110" w:type="dxa"/>
-              <w:bottom w:w="90" w:type="dxa"/>
-              <w:end w:w="110" w:type="dxa"/>
-            </w:tcMar>
-            <w:shd w:fill="FBF7EF"/>
-          </w:tcPr>
-          <w:p>
-            <w:pPr>
-              <w:spacing w:after="0" w:line="259" w:lineRule="auto"/>
-            </w:pPr>
-            <w:r/>
-            <w:r>
-              <w:rPr>
-                <w:rFonts w:ascii="Aptos" w:hAnsi="Aptos"/>
-                <w:b/>
-                <w:color w:val="24150D"/>
-                <w:sz w:val="18"/>
-              </w:rPr>
-              <w:t>Road leaving cemetery</w:t>
-            </w:r>
-          </w:p>
-        </w:tc>
-        <w:tc>
-          <w:tcPr>
-            <w:tcW w:type="dxa" w:w="5850"/>
-            <w:vAlign w:val="center"/>
-            <w:tcMar>
-              <w:top w:w="90" w:type="dxa"/>
-              <w:start w:w="110" w:type="dxa"/>
-              <w:bottom w:w="90" w:type="dxa"/>
-              <w:end w:w="110" w:type="dxa"/>
-            </w:tcMar>
-            <w:shd w:fill="FBF7EF"/>
-          </w:tcPr>
-          <w:p>
-            <w:pPr>
-              <w:spacing w:after="0" w:line="259" w:lineRule="auto"/>
-            </w:pPr>
-            <w:r/>
-            <w:r>
-              <w:rPr>
-                <w:rFonts w:ascii="Aptos" w:hAnsi="Aptos"/>
-                <w:b w:val="0"/>
-                <w:color w:val="2A211A"/>
-                <w:sz w:val="17"/>
-              </w:rPr>
-              <w:t>MC perspective leaving Batu Layar. Grave behind, faint white figure far back. Horror continues after MC leaves. Supports the theme that abandoned truth becomes someone else's burden.</w:t>
-            </w:r>
-          </w:p>
-        </w:tc>
-      </w:tr>
-      <w:tr>
-        <w:tc>
-          <w:tcPr>
-            <w:tcW w:type="dxa" w:w="2100"/>
-            <w:vAlign w:val="center"/>
-            <w:tcMar>
-              <w:top w:w="90" w:type="dxa"/>
-              <w:start w:w="110" w:type="dxa"/>
-              <w:bottom w:w="90" w:type="dxa"/>
-              <w:end w:w="110" w:type="dxa"/>
-            </w:tcMar>
-            <w:shd w:fill="F4EBDD"/>
-          </w:tcPr>
-          <w:p>
-            <w:pPr>
-              <w:spacing w:after="0" w:line="259" w:lineRule="auto"/>
-            </w:pPr>
-            <w:r/>
-            <w:r>
-              <w:rPr>
-                <w:rFonts w:ascii="Aptos" w:hAnsi="Aptos"/>
-                <w:b/>
-                <w:color w:val="6E1F16"/>
-                <w:sz w:val="17"/>
-              </w:rPr>
-              <w:t>TERKUBUR BERSAMA</w:t>
-            </w:r>
-          </w:p>
-        </w:tc>
-        <w:tc>
-          <w:tcPr>
-            <w:tcW w:type="dxa" w:w="2700"/>
-            <w:vAlign w:val="center"/>
-            <w:tcMar>
-              <w:top w:w="90" w:type="dxa"/>
-              <w:start w:w="110" w:type="dxa"/>
-              <w:bottom w:w="90" w:type="dxa"/>
-              <w:end w:w="110" w:type="dxa"/>
-            </w:tcMar>
-            <w:shd w:fill="F4EBDD"/>
-          </w:tcPr>
-          <w:p>
-            <w:pPr>
-              <w:spacing w:after="0" w:line="259" w:lineRule="auto"/>
-            </w:pPr>
-            <w:r/>
-            <w:r>
-              <w:rPr>
-                <w:rFonts w:ascii="Aptos" w:hAnsi="Aptos"/>
-                <w:b/>
-                <w:color w:val="24150D"/>
-                <w:sz w:val="18"/>
-              </w:rPr>
-              <w:t>Ground-level grave view</w:t>
-            </w:r>
-          </w:p>
-        </w:tc>
-        <w:tc>
-          <w:tcPr>
-            <w:tcW w:type="dxa" w:w="5850"/>
-            <w:vAlign w:val="center"/>
-            <w:tcMar>
-              <w:top w:w="90" w:type="dxa"/>
-              <w:start w:w="110" w:type="dxa"/>
-              <w:bottom w:w="90" w:type="dxa"/>
-              <w:end w:w="110" w:type="dxa"/>
-            </w:tcMar>
-            <w:shd w:fill="F4EBDD"/>
-          </w:tcPr>
-          <w:p>
-            <w:pPr>
-              <w:spacing w:after="0" w:line="259" w:lineRule="auto"/>
-            </w:pPr>
-            <w:r/>
-            <w:r>
-              <w:rPr>
-                <w:rFonts w:ascii="Aptos" w:hAnsi="Aptos"/>
-                <w:b w:val="0"/>
-                <w:color w:val="2A211A"/>
-                <w:sz w:val="17"/>
-              </w:rPr>
-              <w:t>Camera low near soil, half-buried white cloth, little or no sky. Claustrophobic and final. Supports the theme that hesitation and ignorance have a cost.</w:t>
+              <w:t>2:47 AM cemetery confrontation. Foreground grave, tight kafan knot, damp soil, trees, and space for pocong/MC silhouettes.</w:t>
             </w:r>
           </w:p>
         </w:tc>
@@ -1665,76 +749,671 @@
         <w:pStyle w:val="Heading1"/>
       </w:pPr>
       <w:r>
-        <w:rPr>
-          <w:color w:val="24150D"/>
-        </w:rPr>
-        <w:t>Art Direction Notes</w:t>
+        <w:t>Interactive Visual Assets</w:t>
       </w:r>
     </w:p>
     <w:p>
       <w:pPr>
-        <w:spacing w:after="80"/>
-        <w:ind w:left="259"/>
+        <w:spacing w:after="120"/>
       </w:pPr>
       <w:r>
-        <w:rPr>
-          <w:b/>
-        </w:rPr>
-        <w:t xml:space="preserve">- </w:t>
+        <w:t>These are required by the new mechanics and should be treated as production assets, not optional polish.</w:t>
       </w:r>
+    </w:p>
+    <w:tbl>
+      <w:tblPr>
+        <w:tblStyle w:val="TableGrid"/>
+        <w:tblW w:type="auto" w:w="0"/>
+        <w:jc w:val="center"/>
+        <w:tblLayout w:type="fixed"/>
+        <w:tblLook w:firstColumn="1" w:firstRow="1" w:lastColumn="0" w:lastRow="0" w:noHBand="0" w:noVBand="1" w:val="04A0"/>
+      </w:tblPr>
+      <w:tblGrid>
+        <w:gridCol w:w="4800"/>
+        <w:gridCol w:w="4800"/>
+        <w:gridCol w:w="4800"/>
+      </w:tblGrid>
+      <w:tr>
+        <w:tc>
+          <w:tcPr>
+            <w:tcW w:type="dxa" w:w="2880"/>
+            <w:vAlign w:val="center"/>
+          </w:tcPr>
+          <w:p>
+            <w:r>
+              <w:rPr>
+                <w:rFonts w:ascii="Arial" w:hAnsi="Arial"/>
+                <w:b/>
+                <w:sz w:val="17"/>
+              </w:rPr>
+              <w:t>Asset ID</w:t>
+            </w:r>
+          </w:p>
+        </w:tc>
+        <w:tc>
+          <w:tcPr>
+            <w:tcW w:type="dxa" w:w="2736"/>
+            <w:vAlign w:val="center"/>
+          </w:tcPr>
+          <w:p>
+            <w:r>
+              <w:rPr>
+                <w:rFonts w:ascii="Arial" w:hAnsi="Arial"/>
+                <w:b/>
+                <w:sz w:val="17"/>
+              </w:rPr>
+              <w:t>Mechanic / Use</w:t>
+            </w:r>
+          </w:p>
+        </w:tc>
+        <w:tc>
+          <w:tcPr>
+            <w:tcW w:type="dxa" w:w="8496"/>
+            <w:vAlign w:val="center"/>
+          </w:tcPr>
+          <w:p>
+            <w:r>
+              <w:rPr>
+                <w:rFonts w:ascii="Arial" w:hAnsi="Arial"/>
+                <w:b/>
+                <w:sz w:val="17"/>
+              </w:rPr>
+              <w:t>Required Details</w:t>
+            </w:r>
+          </w:p>
+        </w:tc>
+      </w:tr>
+      <w:tr>
+        <w:tc>
+          <w:tcPr>
+            <w:tcW w:type="dxa" w:w="2880"/>
+            <w:vAlign w:val="center"/>
+          </w:tcPr>
+          <w:p>
+            <w:pPr>
+              <w:spacing w:after="0"/>
+            </w:pPr>
+            <w:r>
+              <w:rPr>
+                <w:rFonts w:ascii="Arial" w:hAnsi="Arial"/>
+                <w:sz w:val="16"/>
+              </w:rPr>
+              <w:t>gui/adventure/flashlight_beam.svg</w:t>
+            </w:r>
+          </w:p>
+        </w:tc>
+        <w:tc>
+          <w:tcPr>
+            <w:tcW w:type="dxa" w:w="2736"/>
+            <w:vAlign w:val="center"/>
+          </w:tcPr>
+          <w:p>
+            <w:pPr>
+              <w:spacing w:after="0"/>
+            </w:pPr>
+            <w:r>
+              <w:rPr>
+                <w:rFonts w:ascii="Arial" w:hAnsi="Arial"/>
+                <w:sz w:val="16"/>
+              </w:rPr>
+              <w:t>Cursor flashlight beam</w:t>
+            </w:r>
+          </w:p>
+        </w:tc>
+        <w:tc>
+          <w:tcPr>
+            <w:tcW w:type="dxa" w:w="8496"/>
+            <w:vAlign w:val="center"/>
+          </w:tcPr>
+          <w:p>
+            <w:pPr>
+              <w:spacing w:after="0"/>
+            </w:pPr>
+            <w:r>
+              <w:rPr>
+                <w:rFonts w:ascii="Arial" w:hAnsi="Arial"/>
+                <w:sz w:val="16"/>
+              </w:rPr>
+              <w:t>Already implemented as a soft circular beam around the cursor. Final art can replace SVG but must keep broad readable center and feathered edge.</w:t>
+            </w:r>
+          </w:p>
+        </w:tc>
+      </w:tr>
+      <w:tr>
+        <w:tc>
+          <w:tcPr>
+            <w:tcW w:type="dxa" w:w="2880"/>
+            <w:vAlign w:val="center"/>
+          </w:tcPr>
+          <w:p>
+            <w:pPr>
+              <w:spacing w:after="0"/>
+            </w:pPr>
+            <w:r>
+              <w:rPr>
+                <w:rFonts w:ascii="Arial" w:hAnsi="Arial"/>
+                <w:sz w:val="16"/>
+              </w:rPr>
+              <w:t>grave_clue_soil</w:t>
+            </w:r>
+          </w:p>
+        </w:tc>
+        <w:tc>
+          <w:tcPr>
+            <w:tcW w:type="dxa" w:w="2736"/>
+            <w:vAlign w:val="center"/>
+          </w:tcPr>
+          <w:p>
+            <w:pPr>
+              <w:spacing w:after="0"/>
+            </w:pPr>
+            <w:r>
+              <w:rPr>
+                <w:rFonts w:ascii="Arial" w:hAnsi="Arial"/>
+                <w:sz w:val="16"/>
+              </w:rPr>
+              <w:t>Disturbed soil clue</w:t>
+            </w:r>
+          </w:p>
+        </w:tc>
+        <w:tc>
+          <w:tcPr>
+            <w:tcW w:type="dxa" w:w="8496"/>
+            <w:vAlign w:val="center"/>
+          </w:tcPr>
+          <w:p>
+            <w:pPr>
+              <w:spacing w:after="0"/>
+            </w:pPr>
+            <w:r>
+              <w:rPr>
+                <w:rFonts w:ascii="Arial" w:hAnsi="Arial"/>
+                <w:sz w:val="16"/>
+              </w:rPr>
+              <w:t>Visible mound/dig marks for flashlight search. Must be readable when dim and clearer under the cursor beam.</w:t>
+            </w:r>
+          </w:p>
+        </w:tc>
+      </w:tr>
+      <w:tr>
+        <w:tc>
+          <w:tcPr>
+            <w:tcW w:type="dxa" w:w="2880"/>
+            <w:vAlign w:val="center"/>
+          </w:tcPr>
+          <w:p>
+            <w:pPr>
+              <w:spacing w:after="0"/>
+            </w:pPr>
+            <w:r>
+              <w:rPr>
+                <w:rFonts w:ascii="Arial" w:hAnsi="Arial"/>
+                <w:sz w:val="16"/>
+              </w:rPr>
+              <w:t>gui/adventure/item_icons/thread.svg</w:t>
+            </w:r>
+          </w:p>
+        </w:tc>
+        <w:tc>
+          <w:tcPr>
+            <w:tcW w:type="dxa" w:w="2736"/>
+            <w:vAlign w:val="center"/>
+          </w:tcPr>
+          <w:p>
+            <w:pPr>
+              <w:spacing w:after="0"/>
+            </w:pPr>
+            <w:r>
+              <w:rPr>
+                <w:rFonts w:ascii="Arial" w:hAnsi="Arial"/>
+                <w:sz w:val="16"/>
+              </w:rPr>
+              <w:t>Kafan thread clue</w:t>
+            </w:r>
+          </w:p>
+        </w:tc>
+        <w:tc>
+          <w:tcPr>
+            <w:tcW w:type="dxa" w:w="8496"/>
+            <w:vAlign w:val="center"/>
+          </w:tcPr>
+          <w:p>
+            <w:pPr>
+              <w:spacing w:after="0"/>
+            </w:pPr>
+            <w:r>
+              <w:rPr>
+                <w:rFonts w:ascii="Arial" w:hAnsi="Arial"/>
+                <w:sz w:val="16"/>
+              </w:rPr>
+              <w:t>Already available and used as the thread clue. Final version should look like white kafan thread caught under stone/soil.</w:t>
+            </w:r>
+          </w:p>
+        </w:tc>
+      </w:tr>
+      <w:tr>
+        <w:tc>
+          <w:tcPr>
+            <w:tcW w:type="dxa" w:w="2880"/>
+            <w:vAlign w:val="center"/>
+          </w:tcPr>
+          <w:p>
+            <w:pPr>
+              <w:spacing w:after="0"/>
+            </w:pPr>
+            <w:r>
+              <w:rPr>
+                <w:rFonts w:ascii="Arial" w:hAnsi="Arial"/>
+                <w:sz w:val="16"/>
+              </w:rPr>
+              <w:t>grave_clue_marker</w:t>
+            </w:r>
+          </w:p>
+        </w:tc>
+        <w:tc>
+          <w:tcPr>
+            <w:tcW w:type="dxa" w:w="2736"/>
+            <w:vAlign w:val="center"/>
+          </w:tcPr>
+          <w:p>
+            <w:pPr>
+              <w:spacing w:after="0"/>
+            </w:pPr>
+            <w:r>
+              <w:rPr>
+                <w:rFonts w:ascii="Arial" w:hAnsi="Arial"/>
+                <w:sz w:val="16"/>
+              </w:rPr>
+              <w:t>Batu nisan / AZLAN clue</w:t>
+            </w:r>
+          </w:p>
+        </w:tc>
+        <w:tc>
+          <w:tcPr>
+            <w:tcW w:type="dxa" w:w="8496"/>
+            <w:vAlign w:val="center"/>
+          </w:tcPr>
+          <w:p>
+            <w:pPr>
+              <w:spacing w:after="0"/>
+            </w:pPr>
+            <w:r>
+              <w:rPr>
+                <w:rFonts w:ascii="Arial" w:hAnsi="Arial"/>
+                <w:sz w:val="16"/>
+              </w:rPr>
+              <w:t>Simple grave marker that reveals AZLAN when found/highlighted. Needs aged stone, moss, and readable text under flashlight.</w:t>
+            </w:r>
+          </w:p>
+        </w:tc>
+      </w:tr>
+      <w:tr>
+        <w:tc>
+          <w:tcPr>
+            <w:tcW w:type="dxa" w:w="2880"/>
+            <w:vAlign w:val="center"/>
+          </w:tcPr>
+          <w:p>
+            <w:pPr>
+              <w:spacing w:after="0"/>
+            </w:pPr>
+            <w:r>
+              <w:rPr>
+                <w:rFonts w:ascii="Arial" w:hAnsi="Arial"/>
+                <w:sz w:val="16"/>
+              </w:rPr>
+              <w:t>rhythm_overlay</w:t>
+            </w:r>
+          </w:p>
+        </w:tc>
+        <w:tc>
+          <w:tcPr>
+            <w:tcW w:type="dxa" w:w="2736"/>
+            <w:vAlign w:val="center"/>
+          </w:tcPr>
+          <w:p>
+            <w:pPr>
+              <w:spacing w:after="0"/>
+            </w:pPr>
+            <w:r>
+              <w:rPr>
+                <w:rFonts w:ascii="Arial" w:hAnsi="Arial"/>
+                <w:sz w:val="16"/>
+              </w:rPr>
+              <w:t>Pocong rhythm mini-game UI</w:t>
+            </w:r>
+          </w:p>
+        </w:tc>
+        <w:tc>
+          <w:tcPr>
+            <w:tcW w:type="dxa" w:w="8496"/>
+            <w:vAlign w:val="center"/>
+          </w:tcPr>
+          <w:p>
+            <w:pPr>
+              <w:spacing w:after="0"/>
+            </w:pPr>
+            <w:r>
+              <w:rPr>
+                <w:rFonts w:ascii="Arial" w:hAnsi="Arial"/>
+                <w:sz w:val="16"/>
+              </w:rPr>
+              <w:t>Dark overlay for Space timing. Needs track, moving marker, randomized target zone, hit counter, and 5-second countdown readability.</w:t>
+            </w:r>
+          </w:p>
+        </w:tc>
+      </w:tr>
+    </w:tbl>
+    <w:p/>
+    <w:p>
+      <w:pPr>
+        <w:pStyle w:val="Heading1"/>
+      </w:pPr>
       <w:r>
-        <w:t>Keep the story readable: backgrounds should support character silhouettes and dialogue boxes without visual clutter.</w:t>
+        <w:t>Ending Background Variants</w:t>
       </w:r>
     </w:p>
     <w:p>
       <w:pPr>
-        <w:spacing w:after="80"/>
-        <w:ind w:left="259"/>
+        <w:spacing w:after="120"/>
       </w:pPr>
       <w:r>
-        <w:rPr>
-          <w:b/>
-        </w:rPr>
-        <w:t xml:space="preserve">- </w:t>
-      </w:r>
-      <w:r>
-        <w:t>Horror direction should favor unease, grief, and buried truth over constant monster reveal.</w:t>
+        <w:t>Use one strong final grave composition as a base where possible, then vary lighting, props, tint, and framing.</w:t>
       </w:r>
     </w:p>
-    <w:p>
-      <w:pPr>
-        <w:spacing w:after="80"/>
-        <w:ind w:left="259"/>
-      </w:pPr>
-      <w:r>
-        <w:rPr>
-          <w:b/>
-        </w:rPr>
-        <w:t xml:space="preserve">- </w:t>
-      </w:r>
-      <w:r>
-        <w:t>Kain kafan, wet soil, dim light, village trees, and grave textures are recurring visual motifs.</w:t>
-      </w:r>
-    </w:p>
-    <w:p>
-      <w:pPr>
-        <w:spacing w:after="80"/>
-        <w:ind w:left="259"/>
-      </w:pPr>
-      <w:r>
-        <w:rPr>
-          <w:b/>
-        </w:rPr>
-        <w:t xml:space="preserve">- </w:t>
-      </w:r>
-      <w:r>
-        <w:t>The chapter card background should introduce tone and characters clearly, not function as a full illustration competing with text.</w:t>
-      </w:r>
-    </w:p>
+    <w:tbl>
+      <w:tblPr>
+        <w:tblStyle w:val="TableGrid"/>
+        <w:tblW w:type="auto" w:w="0"/>
+        <w:jc w:val="center"/>
+        <w:tblLayout w:type="fixed"/>
+        <w:tblLook w:firstColumn="1" w:firstRow="1" w:lastColumn="0" w:lastRow="0" w:noHBand="0" w:noVBand="1" w:val="04A0"/>
+      </w:tblPr>
+      <w:tblGrid>
+        <w:gridCol w:w="4800"/>
+        <w:gridCol w:w="4800"/>
+        <w:gridCol w:w="4800"/>
+      </w:tblGrid>
+      <w:tr>
+        <w:tc>
+          <w:tcPr>
+            <w:tcW w:type="dxa" w:w="1728"/>
+            <w:vAlign w:val="center"/>
+          </w:tcPr>
+          <w:p>
+            <w:r>
+              <w:rPr>
+                <w:rFonts w:ascii="Arial" w:hAnsi="Arial"/>
+                <w:b/>
+                <w:sz w:val="17"/>
+              </w:rPr>
+              <w:t>Ending</w:t>
+            </w:r>
+          </w:p>
+        </w:tc>
+        <w:tc>
+          <w:tcPr>
+            <w:tcW w:type="dxa" w:w="2880"/>
+            <w:vAlign w:val="center"/>
+          </w:tcPr>
+          <w:p>
+            <w:r>
+              <w:rPr>
+                <w:rFonts w:ascii="Arial" w:hAnsi="Arial"/>
+                <w:b/>
+                <w:sz w:val="17"/>
+              </w:rPr>
+              <w:t>Background Version</w:t>
+            </w:r>
+          </w:p>
+        </w:tc>
+        <w:tc>
+          <w:tcPr>
+            <w:tcW w:type="dxa" w:w="9504"/>
+            <w:vAlign w:val="center"/>
+          </w:tcPr>
+          <w:p>
+            <w:r>
+              <w:rPr>
+                <w:rFonts w:ascii="Arial" w:hAnsi="Arial"/>
+                <w:b/>
+                <w:sz w:val="17"/>
+              </w:rPr>
+              <w:t>Required Details</w:t>
+            </w:r>
+          </w:p>
+        </w:tc>
+      </w:tr>
+      <w:tr>
+        <w:tc>
+          <w:tcPr>
+            <w:tcW w:type="dxa" w:w="1728"/>
+            <w:vAlign w:val="center"/>
+          </w:tcPr>
+          <w:p>
+            <w:pPr>
+              <w:spacing w:after="0"/>
+            </w:pPr>
+            <w:r>
+              <w:rPr>
+                <w:rFonts w:ascii="Arial" w:hAnsi="Arial"/>
+                <w:sz w:val="16"/>
+              </w:rPr>
+              <w:t>DILEPASKAN</w:t>
+            </w:r>
+          </w:p>
+        </w:tc>
+        <w:tc>
+          <w:tcPr>
+            <w:tcW w:type="dxa" w:w="2880"/>
+            <w:vAlign w:val="center"/>
+          </w:tcPr>
+          <w:p>
+            <w:pPr>
+              <w:spacing w:after="0"/>
+            </w:pPr>
+            <w:r>
+              <w:rPr>
+                <w:rFonts w:ascii="Arial" w:hAnsi="Arial"/>
+                <w:sz w:val="16"/>
+              </w:rPr>
+              <w:t>Grave at dawn, peaceful</w:t>
+            </w:r>
+          </w:p>
+        </w:tc>
+        <w:tc>
+          <w:tcPr>
+            <w:tcW w:type="dxa" w:w="9504"/>
+            <w:vAlign w:val="center"/>
+          </w:tcPr>
+          <w:p>
+            <w:pPr>
+              <w:spacing w:after="0"/>
+            </w:pPr>
+            <w:r>
+              <w:rPr>
+                <w:rFonts w:ascii="Arial" w:hAnsi="Arial"/>
+                <w:sz w:val="16"/>
+              </w:rPr>
+              <w:t>Loose kafan knot, tasbih near grave, soft blue dawn, no monster silhouette. Sad but calm.</w:t>
+            </w:r>
+          </w:p>
+        </w:tc>
+      </w:tr>
+      <w:tr>
+        <w:tc>
+          <w:tcPr>
+            <w:tcW w:type="dxa" w:w="1728"/>
+            <w:vAlign w:val="center"/>
+          </w:tcPr>
+          <w:p>
+            <w:pPr>
+              <w:spacing w:after="0"/>
+            </w:pPr>
+            <w:r>
+              <w:rPr>
+                <w:rFonts w:ascii="Arial" w:hAnsi="Arial"/>
+                <w:sz w:val="16"/>
+              </w:rPr>
+              <w:t>TIDAK FAHAM</w:t>
+            </w:r>
+          </w:p>
+        </w:tc>
+        <w:tc>
+          <w:tcPr>
+            <w:tcW w:type="dxa" w:w="2880"/>
+            <w:vAlign w:val="center"/>
+          </w:tcPr>
+          <w:p>
+            <w:pPr>
+              <w:spacing w:after="0"/>
+            </w:pPr>
+            <w:r>
+              <w:rPr>
+                <w:rFonts w:ascii="Arial" w:hAnsi="Arial"/>
+                <w:sz w:val="16"/>
+              </w:rPr>
+              <w:t>Grave, harsh and unresolved</w:t>
+            </w:r>
+          </w:p>
+        </w:tc>
+        <w:tc>
+          <w:tcPr>
+            <w:tcW w:type="dxa" w:w="9504"/>
+            <w:vAlign w:val="center"/>
+          </w:tcPr>
+          <w:p>
+            <w:pPr>
+              <w:spacing w:after="0"/>
+            </w:pPr>
+            <w:r>
+              <w:rPr>
+                <w:rFonts w:ascii="Arial" w:hAnsi="Arial"/>
+                <w:sz w:val="16"/>
+              </w:rPr>
+              <w:t>Dark red-brown tint, disturbed soil, keris mark, kain still tangled. Silence should feel wrong.</w:t>
+            </w:r>
+          </w:p>
+        </w:tc>
+      </w:tr>
+      <w:tr>
+        <w:tc>
+          <w:tcPr>
+            <w:tcW w:type="dxa" w:w="1728"/>
+            <w:vAlign w:val="center"/>
+          </w:tcPr>
+          <w:p>
+            <w:pPr>
+              <w:spacing w:after="0"/>
+            </w:pPr>
+            <w:r>
+              <w:rPr>
+                <w:rFonts w:ascii="Arial" w:hAnsi="Arial"/>
+                <w:sz w:val="16"/>
+              </w:rPr>
+              <w:t>DITINGGALKAN</w:t>
+            </w:r>
+          </w:p>
+        </w:tc>
+        <w:tc>
+          <w:tcPr>
+            <w:tcW w:type="dxa" w:w="2880"/>
+            <w:vAlign w:val="center"/>
+          </w:tcPr>
+          <w:p>
+            <w:pPr>
+              <w:spacing w:after="0"/>
+            </w:pPr>
+            <w:r>
+              <w:rPr>
+                <w:rFonts w:ascii="Arial" w:hAnsi="Arial"/>
+                <w:sz w:val="16"/>
+              </w:rPr>
+              <w:t>Road leaving cemetery</w:t>
+            </w:r>
+          </w:p>
+        </w:tc>
+        <w:tc>
+          <w:tcPr>
+            <w:tcW w:type="dxa" w:w="9504"/>
+            <w:vAlign w:val="center"/>
+          </w:tcPr>
+          <w:p>
+            <w:pPr>
+              <w:spacing w:after="0"/>
+            </w:pPr>
+            <w:r>
+              <w:rPr>
+                <w:rFonts w:ascii="Arial" w:hAnsi="Arial"/>
+                <w:sz w:val="16"/>
+              </w:rPr>
+              <w:t>MC perspective leaving Batu Layar. Grave behind, faint white figure far back. Horror continues after departure.</w:t>
+            </w:r>
+          </w:p>
+        </w:tc>
+      </w:tr>
+      <w:tr>
+        <w:tc>
+          <w:tcPr>
+            <w:tcW w:type="dxa" w:w="1728"/>
+            <w:vAlign w:val="center"/>
+          </w:tcPr>
+          <w:p>
+            <w:pPr>
+              <w:spacing w:after="0"/>
+            </w:pPr>
+            <w:r>
+              <w:rPr>
+                <w:rFonts w:ascii="Arial" w:hAnsi="Arial"/>
+                <w:sz w:val="16"/>
+              </w:rPr>
+              <w:t>TERKUBUR BERSAMA</w:t>
+            </w:r>
+          </w:p>
+        </w:tc>
+        <w:tc>
+          <w:tcPr>
+            <w:tcW w:type="dxa" w:w="2880"/>
+            <w:vAlign w:val="center"/>
+          </w:tcPr>
+          <w:p>
+            <w:pPr>
+              <w:spacing w:after="0"/>
+            </w:pPr>
+            <w:r>
+              <w:rPr>
+                <w:rFonts w:ascii="Arial" w:hAnsi="Arial"/>
+                <w:sz w:val="16"/>
+              </w:rPr>
+              <w:t>Ground-level grave view</w:t>
+            </w:r>
+          </w:p>
+        </w:tc>
+        <w:tc>
+          <w:tcPr>
+            <w:tcW w:type="dxa" w:w="9504"/>
+            <w:vAlign w:val="center"/>
+          </w:tcPr>
+          <w:p>
+            <w:pPr>
+              <w:spacing w:after="0"/>
+            </w:pPr>
+            <w:r>
+              <w:rPr>
+                <w:rFonts w:ascii="Arial" w:hAnsi="Arial"/>
+                <w:sz w:val="16"/>
+              </w:rPr>
+              <w:t>Low soil-level frame, half-buried white cloth, little sky. Claustrophobic and final.</w:t>
+            </w:r>
+          </w:p>
+        </w:tc>
+      </w:tr>
+    </w:tbl>
+    <w:p/>
     <w:sectPr>
       <w:footerReference w:type="default" r:id="rId9"/>
-      <w:pgSz w:w="12240" w:h="15840"/>
-      <w:pgMar w:top="936" w:right="979" w:bottom="936" w:left="979" w:header="720" w:footer="720" w:gutter="0"/>
+      <w:pgSz w:w="15840" w:h="12240" w:orient="landscape"/>
+      <w:pgMar w:top="720" w:right="720" w:bottom="720" w:left="720" w:header="720" w:footer="720" w:gutter="0"/>
       <w:cols w:space="720"/>
       <w:docGrid w:linePitch="360"/>
     </w:sectPr>
@@ -2124,8 +1803,8 @@
     <w:qFormat/>
     <w:rsid w:val="00FC693F"/>
     <w:rPr>
-      <w:rFonts w:ascii="Aptos" w:hAnsi="Aptos"/>
-      <w:sz w:val="21"/>
+      <w:rFonts w:ascii="Arial" w:hAnsi="Arial"/>
+      <w:sz w:val="19"/>
     </w:rPr>
   </w:style>
   <w:style w:type="paragraph" w:styleId="Header">
@@ -2183,11 +1862,11 @@
     <w:pPr>
       <w:keepNext/>
       <w:keepLines/>
-      <w:spacing w:before="480" w:after="0"/>
+      <w:spacing w:before="200" w:after="80"/>
       <w:outlineLvl w:val="0"/>
     </w:pPr>
     <w:rPr>
-      <w:rFonts w:asciiTheme="majorHAnsi" w:eastAsiaTheme="majorEastAsia" w:hAnsiTheme="majorHAnsi" w:cstheme="majorBidi" w:ascii="Aptos Display" w:hAnsi="Aptos Display"/>
+      <w:rFonts w:asciiTheme="majorHAnsi" w:eastAsiaTheme="majorEastAsia" w:hAnsiTheme="majorHAnsi" w:cstheme="majorBidi" w:ascii="Arial" w:hAnsi="Arial"/>
       <w:b/>
       <w:bCs/>
       <w:color w:val="365F91" w:themeColor="accent1" w:themeShade="BF"/>
@@ -2207,15 +1886,15 @@
     <w:pPr>
       <w:keepNext/>
       <w:keepLines/>
-      <w:spacing w:before="200" w:after="0"/>
+      <w:spacing w:before="140" w:after="60"/>
       <w:outlineLvl w:val="1"/>
     </w:pPr>
     <w:rPr>
-      <w:rFonts w:asciiTheme="majorHAnsi" w:eastAsiaTheme="majorEastAsia" w:hAnsiTheme="majorHAnsi" w:cstheme="majorBidi" w:ascii="Aptos Display" w:hAnsi="Aptos Display"/>
+      <w:rFonts w:asciiTheme="majorHAnsi" w:eastAsiaTheme="majorEastAsia" w:hAnsiTheme="majorHAnsi" w:cstheme="majorBidi" w:ascii="Arial" w:hAnsi="Arial"/>
       <w:b/>
       <w:bCs/>
       <w:color w:val="4F81BD" w:themeColor="accent1"/>
-      <w:sz w:val="26"/>
+      <w:sz w:val="23"/>
       <w:szCs w:val="26"/>
     </w:rPr>
   </w:style>
@@ -2472,15 +2151,15 @@
       <w:pBdr>
         <w:bottom w:val="single" w:sz="8" w:space="4" w:color="4F81BD" w:themeColor="accent1"/>
       </w:pBdr>
-      <w:spacing w:after="300" w:line="240" w:lineRule="auto"/>
+      <w:spacing w:after="60" w:line="240" w:lineRule="auto" w:before="0"/>
       <w:contextualSpacing/>
     </w:pPr>
     <w:rPr>
-      <w:rFonts w:asciiTheme="majorHAnsi" w:eastAsiaTheme="majorEastAsia" w:hAnsiTheme="majorHAnsi" w:cstheme="majorBidi" w:ascii="Aptos Display" w:hAnsi="Aptos Display"/>
+      <w:rFonts w:asciiTheme="majorHAnsi" w:eastAsiaTheme="majorEastAsia" w:hAnsiTheme="majorHAnsi" w:cstheme="majorBidi" w:ascii="Arial" w:hAnsi="Arial"/>
       <w:color w:val="17365D" w:themeColor="text2" w:themeShade="BF"/>
       <w:spacing w:val="5"/>
       <w:kern w:val="28"/>
-      <w:sz w:val="52"/>
+      <w:sz w:val="40"/>
       <w:szCs w:val="52"/>
     </w:rPr>
   </w:style>
@@ -2511,14 +2190,15 @@
       <w:numPr>
         <w:ilvl w:val="1"/>
       </w:numPr>
+      <w:spacing w:before="0" w:after="160"/>
     </w:pPr>
     <w:rPr>
-      <w:rFonts w:asciiTheme="majorHAnsi" w:eastAsiaTheme="majorEastAsia" w:hAnsiTheme="majorHAnsi" w:cstheme="majorBidi"/>
+      <w:rFonts w:asciiTheme="majorHAnsi" w:eastAsiaTheme="majorEastAsia" w:hAnsiTheme="majorHAnsi" w:cstheme="majorBidi" w:ascii="Arial" w:hAnsi="Arial"/>
       <w:i/>
       <w:iCs/>
       <w:color w:val="4F81BD" w:themeColor="accent1"/>
       <w:spacing w:val="15"/>
-      <w:sz w:val="24"/>
+      <w:sz w:val="21"/>
       <w:szCs w:val="24"/>
     </w:rPr>
   </w:style>
